--- a/manuscript/dvm.manuscript.docx
+++ b/manuscript/dvm.manuscript.docx
@@ -40,27 +40,7 @@
           <w:kern w:val="0"/>
           <w14:ligatures w14:val="none"/>
         </w:rPr>
-        <w:t xml:space="preserve"> In heterogeneous landscapes, mobile organisms can track habitat conditions across multiple spatial and temporal </w:t>
-      </w:r>
-      <w:proofErr w:type="gramStart"/>
-      <w:r>
-        <w:rPr>
-          <w:rFonts w:ascii="Times New Roman" w:eastAsia="Times New Roman" w:hAnsi="Times New Roman" w:cs="Times New Roman"/>
-          <w:color w:val="000000"/>
-          <w:kern w:val="0"/>
-          <w14:ligatures w14:val="none"/>
-        </w:rPr>
-        <w:t>scales, but</w:t>
-      </w:r>
-      <w:proofErr w:type="gramEnd"/>
-      <w:r>
-        <w:rPr>
-          <w:rFonts w:ascii="Times New Roman" w:eastAsia="Times New Roman" w:hAnsi="Times New Roman" w:cs="Times New Roman"/>
-          <w:color w:val="000000"/>
-          <w:kern w:val="0"/>
-          <w14:ligatures w14:val="none"/>
-        </w:rPr>
-        <w:t xml:space="preserve"> selecting one condition often comes at the expense of another. In aquatic ecosystems trade-offs between temperature and dissolved oxygen </w:t>
+        <w:t xml:space="preserve"> In heterogeneous landscapes, mobile organisms can track habitat conditions across multiple spatial and temporal scales, but selecting one condition often comes at the expense of another. In aquatic ecosystems trade-offs between temperature and dissolved oxygen </w:t>
       </w:r>
       <w:r>
         <w:rPr>
@@ -415,27 +395,7 @@
           <w:kern w:val="0"/>
           <w14:ligatures w14:val="none"/>
         </w:rPr>
-        <w:t xml:space="preserve">. While there is much interest in how animals behaviorally respond to </w:t>
-      </w:r>
-      <w:proofErr w:type="spellStart"/>
-      <w:r>
-        <w:rPr>
-          <w:rFonts w:ascii="Times New Roman" w:eastAsia="Times New Roman" w:hAnsi="Times New Roman" w:cs="Times New Roman"/>
-          <w:color w:val="000000"/>
-          <w:kern w:val="0"/>
-          <w14:ligatures w14:val="none"/>
-        </w:rPr>
-        <w:t>spatio</w:t>
-      </w:r>
-      <w:proofErr w:type="spellEnd"/>
-      <w:r>
-        <w:rPr>
-          <w:rFonts w:ascii="Times New Roman" w:eastAsia="Times New Roman" w:hAnsi="Times New Roman" w:cs="Times New Roman"/>
-          <w:color w:val="000000"/>
-          <w:kern w:val="0"/>
-          <w14:ligatures w14:val="none"/>
-        </w:rPr>
-        <w:t xml:space="preserve">-temporal heterogeneity in single resources at large spatial scales </w:t>
+        <w:t xml:space="preserve">. While there is much interest in how animals behaviorally respond to spatio-temporal heterogeneity in single resources at large spatial scales </w:t>
       </w:r>
       <w:r>
         <w:rPr>
@@ -630,27 +590,7 @@
           <w14:ligatures w14:val="none"/>
         </w:rPr>
         <w:lastRenderedPageBreak/>
-        <w:t xml:space="preserve">of water. In some instances, optimal temperatures and sufficient DO can be found in the same depth zone. For example, warm-adapted fishes in tropical marine environments encounter both optimal temperatures and sufficient DO levels in shallow waters, allowing them to fully meet their physiological requirements in a single habitat layer, while deeper habitat is </w:t>
-      </w:r>
-      <w:proofErr w:type="spellStart"/>
-      <w:r>
-        <w:rPr>
-          <w:rFonts w:ascii="Times New Roman" w:eastAsia="Times New Roman" w:hAnsi="Times New Roman" w:cs="Times New Roman"/>
-          <w:color w:val="000000"/>
-          <w:kern w:val="0"/>
-          <w14:ligatures w14:val="none"/>
-        </w:rPr>
-        <w:t>suboptimally</w:t>
-      </w:r>
-      <w:proofErr w:type="spellEnd"/>
-      <w:r>
-        <w:rPr>
-          <w:rFonts w:ascii="Times New Roman" w:eastAsia="Times New Roman" w:hAnsi="Times New Roman" w:cs="Times New Roman"/>
-          <w:color w:val="000000"/>
-          <w:kern w:val="0"/>
-          <w14:ligatures w14:val="none"/>
-        </w:rPr>
-        <w:t xml:space="preserve"> cold and hypoxic </w:t>
+        <w:t xml:space="preserve">of water. In some instances, optimal temperatures and sufficient DO can be found in the same depth zone. For example, warm-adapted fishes in tropical marine environments encounter both optimal temperatures and sufficient DO levels in shallow waters, allowing them to fully meet their physiological requirements in a single habitat layer, while deeper habitat is suboptimally cold and hypoxic </w:t>
       </w:r>
       <w:r>
         <w:rPr>
@@ -723,27 +663,7 @@
           <w:kern w:val="0"/>
           <w14:ligatures w14:val="none"/>
         </w:rPr>
-        <w:t xml:space="preserve">. In contrast, cold-adapted taxa often face a trade-off: shallow water offers adequate oxygen but </w:t>
-      </w:r>
-      <w:proofErr w:type="spellStart"/>
-      <w:r>
-        <w:rPr>
-          <w:rFonts w:ascii="Times New Roman" w:eastAsia="Times New Roman" w:hAnsi="Times New Roman" w:cs="Times New Roman"/>
-          <w:color w:val="000000"/>
-          <w:kern w:val="0"/>
-          <w14:ligatures w14:val="none"/>
-        </w:rPr>
-        <w:t>suboptimally</w:t>
-      </w:r>
-      <w:proofErr w:type="spellEnd"/>
-      <w:r>
-        <w:rPr>
-          <w:rFonts w:ascii="Times New Roman" w:eastAsia="Times New Roman" w:hAnsi="Times New Roman" w:cs="Times New Roman"/>
-          <w:color w:val="000000"/>
-          <w:kern w:val="0"/>
-          <w14:ligatures w14:val="none"/>
-        </w:rPr>
-        <w:t xml:space="preserve"> warm temperatures, while deeper water is cooler but hypoxic. This vertical compression of suitable habitat is commonly called the temperature-oxygen squeeze </w:t>
+        <w:t xml:space="preserve">. In contrast, cold-adapted taxa often face a trade-off: shallow water offers adequate oxygen but suboptimally warm temperatures, while deeper water is cooler but hypoxic. This vertical compression of suitable habitat is commonly called the temperature-oxygen squeeze </w:t>
       </w:r>
       <w:r>
         <w:rPr>
@@ -2205,27 +2125,7 @@
           <w:kern w:val="0"/>
           <w14:ligatures w14:val="none"/>
         </w:rPr>
-        <w:t xml:space="preserve">While prior work has explored the implications of diel variation in temperature and DO for benthic invertebrate communities, behavioral responses more broadly—and those of vertebrates such as fish in particular—remain poorly understood. Here we use simulation to explore whether diel variation in hypoxia and thermal stress could be an ultimate factor for </w:t>
-      </w:r>
-      <w:proofErr w:type="gramStart"/>
-      <w:r>
-        <w:rPr>
-          <w:rFonts w:ascii="Times New Roman" w:eastAsia="Times New Roman" w:hAnsi="Times New Roman" w:cs="Times New Roman"/>
-          <w:color w:val="000000"/>
-          <w:kern w:val="0"/>
-          <w14:ligatures w14:val="none"/>
-        </w:rPr>
-        <w:t>DVM</w:t>
-      </w:r>
-      <w:proofErr w:type="gramEnd"/>
-      <w:r>
-        <w:rPr>
-          <w:rFonts w:ascii="Times New Roman" w:eastAsia="Times New Roman" w:hAnsi="Times New Roman" w:cs="Times New Roman"/>
-          <w:color w:val="000000"/>
-          <w:kern w:val="0"/>
-          <w14:ligatures w14:val="none"/>
-        </w:rPr>
-        <w:t xml:space="preserve"> and we empirically test whether cold-water fish experiencing temperature-oxygen habitat compression exhibit DVM. </w:t>
+        <w:t>While prior work has explored the implications of diel variation in temperature and DO for benthic invertebrate communities, behavioral responses more broadly—and those of vertebrates such as fish in particular—remain poorly understood. Here we use simulation to explore whether diel variation in hypoxia and thermal stress could be an ultimate factor for DVM and we empirically test whether cold-water fish experiencing temperature-oxygen habitat compression exhibit DVM. </w:t>
       </w:r>
     </w:p>
     <w:p>
@@ -2245,27 +2145,7 @@
           <w:kern w:val="0"/>
           <w14:ligatures w14:val="none"/>
         </w:rPr>
-        <w:t xml:space="preserve"> To explore how behavioral responses can mediate the strength of dynamic temperature-oxygen trade-offs we: (1) monitored </w:t>
-      </w:r>
-      <w:proofErr w:type="spellStart"/>
-      <w:r>
-        <w:rPr>
-          <w:rFonts w:ascii="Times New Roman" w:eastAsia="Times New Roman" w:hAnsi="Times New Roman" w:cs="Times New Roman"/>
-          <w:color w:val="000000"/>
-          <w:kern w:val="0"/>
-          <w14:ligatures w14:val="none"/>
-        </w:rPr>
-        <w:t>spatio</w:t>
-      </w:r>
-      <w:proofErr w:type="spellEnd"/>
-      <w:r>
-        <w:rPr>
-          <w:rFonts w:ascii="Times New Roman" w:eastAsia="Times New Roman" w:hAnsi="Times New Roman" w:cs="Times New Roman"/>
-          <w:color w:val="000000"/>
-          <w:kern w:val="0"/>
-          <w14:ligatures w14:val="none"/>
-        </w:rPr>
-        <w:t xml:space="preserve">-temporal heterogeneity in temperature and oxygen to </w:t>
+        <w:t xml:space="preserve"> To explore how behavioral responses can mediate the strength of dynamic temperature-oxygen trade-offs we: (1) monitored spatio-temporal heterogeneity in temperature and oxygen to </w:t>
       </w:r>
       <w:r>
         <w:rPr>
@@ -3511,27 +3391,7 @@
           <w14:ligatures w14:val="none"/>
         </w:rPr>
         <w:lastRenderedPageBreak/>
-        <w:t xml:space="preserve">produce </w:t>
-      </w:r>
-      <w:proofErr w:type="spellStart"/>
-      <w:r>
-        <w:rPr>
-          <w:rFonts w:ascii="Times New Roman" w:eastAsia="Times New Roman" w:hAnsi="Times New Roman" w:cs="Times New Roman"/>
-          <w:color w:val="000000"/>
-          <w:kern w:val="0"/>
-          <w14:ligatures w14:val="none"/>
-        </w:rPr>
-        <w:t>epilimnetic</w:t>
-      </w:r>
-      <w:proofErr w:type="spellEnd"/>
-      <w:r>
-        <w:rPr>
-          <w:rFonts w:ascii="Times New Roman" w:eastAsia="Times New Roman" w:hAnsi="Times New Roman" w:cs="Times New Roman"/>
-          <w:color w:val="000000"/>
-          <w:kern w:val="0"/>
-          <w14:ligatures w14:val="none"/>
-        </w:rPr>
-        <w:t xml:space="preserve"> and hypolimnetic conditions in lakes.</w:t>
+        <w:t>produce epilimnetic and hypolimnetic conditions in lakes.</w:t>
       </w:r>
       <w:r>
         <w:rPr>
@@ -3630,67 +3490,7 @@
           <w:kern w:val="0"/>
           <w14:ligatures w14:val="none"/>
         </w:rPr>
-        <w:t xml:space="preserve">In the summer of 2021, we externally tagged 31 cutthroat trout with waterproofed </w:t>
-      </w:r>
-      <w:proofErr w:type="spellStart"/>
-      <w:r>
-        <w:rPr>
-          <w:rFonts w:ascii="Times New Roman" w:eastAsia="Times New Roman" w:hAnsi="Times New Roman" w:cs="Times New Roman"/>
-          <w:color w:val="000000"/>
-          <w:kern w:val="0"/>
-          <w14:ligatures w14:val="none"/>
-        </w:rPr>
-        <w:t>Thermocron</w:t>
-      </w:r>
-      <w:proofErr w:type="spellEnd"/>
-      <w:r>
-        <w:rPr>
-          <w:rFonts w:ascii="Times New Roman" w:eastAsia="Times New Roman" w:hAnsi="Times New Roman" w:cs="Times New Roman"/>
-          <w:color w:val="000000"/>
-          <w:kern w:val="0"/>
-          <w14:ligatures w14:val="none"/>
-        </w:rPr>
-        <w:t xml:space="preserve"> high-resolution </w:t>
-      </w:r>
-      <w:proofErr w:type="spellStart"/>
-      <w:r>
-        <w:rPr>
-          <w:rFonts w:ascii="Times New Roman" w:eastAsia="Times New Roman" w:hAnsi="Times New Roman" w:cs="Times New Roman"/>
-          <w:color w:val="000000"/>
-          <w:kern w:val="0"/>
-          <w14:ligatures w14:val="none"/>
-        </w:rPr>
-        <w:t>iButtons</w:t>
-      </w:r>
-      <w:proofErr w:type="spellEnd"/>
-      <w:r>
-        <w:rPr>
-          <w:rFonts w:ascii="Times New Roman" w:eastAsia="Times New Roman" w:hAnsi="Times New Roman" w:cs="Times New Roman"/>
-          <w:color w:val="000000"/>
-          <w:kern w:val="0"/>
-          <w14:ligatures w14:val="none"/>
-        </w:rPr>
-        <w:t xml:space="preserve"> (DS1922L-F5#, temperature accuracy ± 0.5°C). These </w:t>
-      </w:r>
-      <w:proofErr w:type="spellStart"/>
-      <w:r>
-        <w:rPr>
-          <w:rFonts w:ascii="Times New Roman" w:eastAsia="Times New Roman" w:hAnsi="Times New Roman" w:cs="Times New Roman"/>
-          <w:color w:val="000000"/>
-          <w:kern w:val="0"/>
-          <w14:ligatures w14:val="none"/>
-        </w:rPr>
-        <w:t>iButtons</w:t>
-      </w:r>
-      <w:proofErr w:type="spellEnd"/>
-      <w:r>
-        <w:rPr>
-          <w:rFonts w:ascii="Times New Roman" w:eastAsia="Times New Roman" w:hAnsi="Times New Roman" w:cs="Times New Roman"/>
-          <w:color w:val="000000"/>
-          <w:kern w:val="0"/>
-          <w14:ligatures w14:val="none"/>
-        </w:rPr>
-        <w:t xml:space="preserve"> were modified to reduce weight following methods outlined by </w:t>
+        <w:t xml:space="preserve">In the summer of 2021, we externally tagged 31 cutthroat trout with waterproofed Thermocron high-resolution iButtons (DS1922L-F5#, temperature accuracy ± 0.5°C). These iButtons were modified to reduce weight following methods outlined by </w:t>
       </w:r>
       <w:r>
         <w:rPr>
@@ -3745,67 +3545,7 @@
           <w:kern w:val="0"/>
           <w14:ligatures w14:val="none"/>
         </w:rPr>
-        <w:t xml:space="preserve"> and set to record temperature at 12-minute intervals to maximize data resolution while ensuring adequate battery life and data storage capacity. Each modified </w:t>
-      </w:r>
-      <w:proofErr w:type="spellStart"/>
-      <w:r>
-        <w:rPr>
-          <w:rFonts w:ascii="Times New Roman" w:eastAsia="Times New Roman" w:hAnsi="Times New Roman" w:cs="Times New Roman"/>
-          <w:color w:val="000000"/>
-          <w:kern w:val="0"/>
-          <w14:ligatures w14:val="none"/>
-        </w:rPr>
-        <w:t>iButton</w:t>
-      </w:r>
-      <w:proofErr w:type="spellEnd"/>
-      <w:r>
-        <w:rPr>
-          <w:rFonts w:ascii="Times New Roman" w:eastAsia="Times New Roman" w:hAnsi="Times New Roman" w:cs="Times New Roman"/>
-          <w:color w:val="000000"/>
-          <w:kern w:val="0"/>
-          <w14:ligatures w14:val="none"/>
-        </w:rPr>
-        <w:t xml:space="preserve"> was mounted to a dark green 2.5-cm Peterson disc using marine grade epoxy (JB </w:t>
-      </w:r>
-      <w:proofErr w:type="spellStart"/>
-      <w:r>
-        <w:rPr>
-          <w:rFonts w:ascii="Times New Roman" w:eastAsia="Times New Roman" w:hAnsi="Times New Roman" w:cs="Times New Roman"/>
-          <w:color w:val="000000"/>
-          <w:kern w:val="0"/>
-          <w14:ligatures w14:val="none"/>
-        </w:rPr>
-        <w:t>MarineWeld</w:t>
-      </w:r>
-      <w:proofErr w:type="spellEnd"/>
-      <w:r>
-        <w:rPr>
-          <w:rFonts w:ascii="Times New Roman" w:eastAsia="Times New Roman" w:hAnsi="Times New Roman" w:cs="Times New Roman"/>
-          <w:color w:val="000000"/>
-          <w:kern w:val="0"/>
-          <w14:ligatures w14:val="none"/>
-        </w:rPr>
-        <w:t xml:space="preserve">™ syringe two-part adhesive). The Peterson discs had two small gauge holes drilled 3 mm apart and 3 mm in from the disk’s outer margin, which were used to suture the mounted </w:t>
-      </w:r>
-      <w:proofErr w:type="spellStart"/>
-      <w:r>
-        <w:rPr>
-          <w:rFonts w:ascii="Times New Roman" w:eastAsia="Times New Roman" w:hAnsi="Times New Roman" w:cs="Times New Roman"/>
-          <w:color w:val="000000"/>
-          <w:kern w:val="0"/>
-          <w14:ligatures w14:val="none"/>
-        </w:rPr>
-        <w:t>iButton</w:t>
-      </w:r>
-      <w:proofErr w:type="spellEnd"/>
-      <w:r>
-        <w:rPr>
-          <w:rFonts w:ascii="Times New Roman" w:eastAsia="Times New Roman" w:hAnsi="Times New Roman" w:cs="Times New Roman"/>
-          <w:color w:val="000000"/>
-          <w:kern w:val="0"/>
-          <w14:ligatures w14:val="none"/>
-        </w:rPr>
-        <w:t xml:space="preserve"> to each fish through their anterior dorsal musculature, with tags secured flush to the body. Tag weights ranged from 3.4 g to 5.3 g (4.1 g ± 0.4; mean ± SD) and did not exceed 3.8% of fish body mass (mean mass of </w:t>
+        <w:t xml:space="preserve"> and set to record temperature at 12-minute intervals to maximize data resolution while ensuring adequate battery life and data storage capacity. Each modified iButton was mounted to a dark green 2.5-cm Peterson disc using marine grade epoxy (JB MarineWeld™ syringe two-part adhesive). The Peterson discs had two small gauge holes drilled 3 mm apart and 3 mm in from the disk’s outer margin, which were used to suture the mounted iButton to each fish through their anterior dorsal musculature, with tags secured flush to the body. Tag weights ranged from 3.4 g to 5.3 g (4.1 g ± 0.4; mean ± SD) and did not exceed 3.8% of fish body mass (mean mass of </w:t>
       </w:r>
       <w:r>
         <w:rPr>
@@ -3958,21 +3698,8 @@
           <w:kern w:val="0"/>
           <w14:ligatures w14:val="none"/>
         </w:rPr>
-        <w:t xml:space="preserve">Salmo </w:t>
-      </w:r>
-      <w:proofErr w:type="spellStart"/>
-      <w:r>
-        <w:rPr>
-          <w:rFonts w:ascii="Times New Roman" w:eastAsia="Times New Roman" w:hAnsi="Times New Roman" w:cs="Times New Roman"/>
-          <w:i/>
-          <w:iCs/>
-          <w:color w:val="000000"/>
-          <w:kern w:val="0"/>
-          <w14:ligatures w14:val="none"/>
-        </w:rPr>
-        <w:t>salar</w:t>
-      </w:r>
-      <w:proofErr w:type="spellEnd"/>
+        <w:t>Salmo salar</w:t>
+      </w:r>
       <w:r>
         <w:rPr>
           <w:rFonts w:ascii="Times New Roman" w:eastAsia="Times New Roman" w:hAnsi="Times New Roman" w:cs="Times New Roman"/>
@@ -4090,27 +3817,7 @@
           <w:kern w:val="0"/>
           <w14:ligatures w14:val="none"/>
         </w:rPr>
-        <w:t xml:space="preserve"> of the </w:t>
-      </w:r>
-      <w:proofErr w:type="spellStart"/>
-      <w:r>
-        <w:rPr>
-          <w:rFonts w:ascii="Times New Roman" w:eastAsia="Times New Roman" w:hAnsi="Times New Roman" w:cs="Times New Roman"/>
-          <w:color w:val="000000"/>
-          <w:kern w:val="0"/>
-          <w14:ligatures w14:val="none"/>
-        </w:rPr>
-        <w:t>iButtons</w:t>
-      </w:r>
-      <w:proofErr w:type="spellEnd"/>
-      <w:r>
-        <w:rPr>
-          <w:rFonts w:ascii="Times New Roman" w:eastAsia="Times New Roman" w:hAnsi="Times New Roman" w:cs="Times New Roman"/>
-          <w:color w:val="000000"/>
-          <w:kern w:val="0"/>
-          <w14:ligatures w14:val="none"/>
-        </w:rPr>
-        <w:t xml:space="preserve"> recovered from Blue Ruin were corrupted.</w:t>
+        <w:t xml:space="preserve"> of the iButtons recovered from Blue Ruin were corrupted.</w:t>
       </w:r>
     </w:p>
     <w:p>
@@ -4130,27 +3837,7 @@
           <w:kern w:val="0"/>
           <w14:ligatures w14:val="none"/>
         </w:rPr>
-        <w:t xml:space="preserve">To characterize temporal shifts in the vertical distribution of temperature and DO </w:t>
-      </w:r>
-      <w:proofErr w:type="gramStart"/>
-      <w:r>
-        <w:rPr>
-          <w:rFonts w:ascii="Times New Roman" w:eastAsia="Times New Roman" w:hAnsi="Times New Roman" w:cs="Times New Roman"/>
-          <w:color w:val="000000"/>
-          <w:kern w:val="0"/>
-          <w14:ligatures w14:val="none"/>
-        </w:rPr>
-        <w:t>experienced</w:t>
-      </w:r>
-      <w:proofErr w:type="gramEnd"/>
-      <w:r>
-        <w:rPr>
-          <w:rFonts w:ascii="Times New Roman" w:eastAsia="Times New Roman" w:hAnsi="Times New Roman" w:cs="Times New Roman"/>
-          <w:color w:val="000000"/>
-          <w:kern w:val="0"/>
-          <w14:ligatures w14:val="none"/>
-        </w:rPr>
-        <w:t xml:space="preserve"> by tagged fish, we deployed a vertical array of DO and temperature loggers outside </w:t>
+        <w:t xml:space="preserve">To characterize temporal shifts in the vertical distribution of temperature and DO experienced by tagged fish, we deployed a vertical array of DO and temperature loggers outside </w:t>
       </w:r>
       <w:r>
         <w:rPr>
@@ -4160,27 +3847,7 @@
           <w14:ligatures w14:val="none"/>
         </w:rPr>
         <w:lastRenderedPageBreak/>
-        <w:t>and within 1-meter of the net pen. A temperature-DO profile was first taken using a handheld YSI (ProSolo Digital handheld sonde, Yellow Springs, OH, USA; calibrated daily) to determine depth of the thermocline at 12:00 noon. Temperature-DO loggers (</w:t>
-      </w:r>
-      <w:proofErr w:type="spellStart"/>
-      <w:r>
-        <w:rPr>
-          <w:rFonts w:ascii="Times New Roman" w:eastAsia="Times New Roman" w:hAnsi="Times New Roman" w:cs="Times New Roman"/>
-          <w:color w:val="000000"/>
-          <w:kern w:val="0"/>
-          <w14:ligatures w14:val="none"/>
-        </w:rPr>
-        <w:t>MiniDOT</w:t>
-      </w:r>
-      <w:proofErr w:type="spellEnd"/>
-      <w:r>
-        <w:rPr>
-          <w:rFonts w:ascii="Times New Roman" w:eastAsia="Times New Roman" w:hAnsi="Times New Roman" w:cs="Times New Roman"/>
-          <w:color w:val="000000"/>
-          <w:kern w:val="0"/>
-          <w14:ligatures w14:val="none"/>
-        </w:rPr>
-        <w:t>® Logger, DO accuracy to ± 0.1mg</w:t>
+        <w:t>and within 1-meter of the net pen. A temperature-DO profile was first taken using a handheld YSI (ProSolo Digital handheld sonde, Yellow Springs, OH, USA; calibrated daily) to determine depth of the thermocline at 12:00 noon. Temperature-DO loggers (MiniDOT® Logger, DO accuracy to ± 0.1mg</w:t>
       </w:r>
       <w:r>
         <w:rPr>
@@ -4279,17 +3946,7 @@
           <w:kern w:val="0"/>
           <w14:ligatures w14:val="none"/>
         </w:rPr>
-        <w:t>We used temperature and DO data from the arrays associated with our fish enclosure study to simulate fish depth selection over a ~1-week period (July 29 - August 5) under three behavioral strategies: selection to maximize DO (</w:t>
-      </w:r>
-      <w:proofErr w:type="spellStart"/>
-      <w:r>
-        <w:rPr>
-          <w:rFonts w:ascii="Times New Roman" w:eastAsia="Times New Roman" w:hAnsi="Times New Roman" w:cs="Times New Roman"/>
-          <w:color w:val="000000"/>
-          <w:kern w:val="0"/>
-          <w14:ligatures w14:val="none"/>
-        </w:rPr>
-        <w:t>DO</w:t>
+        <w:t>We used temperature and DO data from the arrays associated with our fish enclosure study to simulate fish depth selection over a ~1-week period (July 29 - August 5) under three behavioral strategies: selection to maximize DO (DO</w:t>
       </w:r>
       <w:r>
         <w:rPr>
@@ -4301,25 +3958,14 @@
         </w:rPr>
         <w:t>max</w:t>
       </w:r>
-      <w:proofErr w:type="spellEnd"/>
-      <w:r>
-        <w:rPr>
-          <w:rFonts w:ascii="Times New Roman" w:eastAsia="Times New Roman" w:hAnsi="Times New Roman" w:cs="Times New Roman"/>
-          <w:color w:val="000000"/>
-          <w:kern w:val="0"/>
-          <w14:ligatures w14:val="none"/>
-        </w:rPr>
-        <w:t>), selection to minimize temperature (</w:t>
-      </w:r>
-      <w:proofErr w:type="spellStart"/>
-      <w:r>
-        <w:rPr>
-          <w:rFonts w:ascii="Times New Roman" w:eastAsia="Times New Roman" w:hAnsi="Times New Roman" w:cs="Times New Roman"/>
-          <w:color w:val="000000"/>
-          <w:kern w:val="0"/>
-          <w14:ligatures w14:val="none"/>
-        </w:rPr>
-        <w:t>T</w:t>
+      <w:r>
+        <w:rPr>
+          <w:rFonts w:ascii="Times New Roman" w:eastAsia="Times New Roman" w:hAnsi="Times New Roman" w:cs="Times New Roman"/>
+          <w:color w:val="000000"/>
+          <w:kern w:val="0"/>
+          <w14:ligatures w14:val="none"/>
+        </w:rPr>
+        <w:t>), selection to minimize temperature (T</w:t>
       </w:r>
       <w:r>
         <w:rPr>
@@ -4331,25 +3977,14 @@
         </w:rPr>
         <w:t>min</w:t>
       </w:r>
-      <w:proofErr w:type="spellEnd"/>
-      <w:r>
-        <w:rPr>
-          <w:rFonts w:ascii="Times New Roman" w:eastAsia="Times New Roman" w:hAnsi="Times New Roman" w:cs="Times New Roman"/>
-          <w:color w:val="000000"/>
-          <w:kern w:val="0"/>
-          <w14:ligatures w14:val="none"/>
-        </w:rPr>
-        <w:t>), and selection to maximize a water quality index that includes both temperature and DO (</w:t>
-      </w:r>
-      <w:proofErr w:type="spellStart"/>
-      <w:r>
-        <w:rPr>
-          <w:rFonts w:ascii="Times New Roman" w:eastAsia="Times New Roman" w:hAnsi="Times New Roman" w:cs="Times New Roman"/>
-          <w:color w:val="000000"/>
-          <w:kern w:val="0"/>
-          <w14:ligatures w14:val="none"/>
-        </w:rPr>
-        <w:t>TDO</w:t>
+      <w:r>
+        <w:rPr>
+          <w:rFonts w:ascii="Times New Roman" w:eastAsia="Times New Roman" w:hAnsi="Times New Roman" w:cs="Times New Roman"/>
+          <w:color w:val="000000"/>
+          <w:kern w:val="0"/>
+          <w14:ligatures w14:val="none"/>
+        </w:rPr>
+        <w:t>), and selection to maximize a water quality index that includes both temperature and DO (TDO</w:t>
       </w:r>
       <w:r>
         <w:rPr>
@@ -4361,7 +3996,6 @@
         </w:rPr>
         <w:t>bal</w:t>
       </w:r>
-      <w:proofErr w:type="spellEnd"/>
       <w:r>
         <w:rPr>
           <w:rFonts w:ascii="Times New Roman" w:eastAsia="Times New Roman" w:hAnsi="Times New Roman" w:cs="Times New Roman"/>
@@ -4493,17 +4127,7 @@
           <w:kern w:val="0"/>
           <w14:ligatures w14:val="none"/>
         </w:rPr>
-        <w:t xml:space="preserve">, providing a continuous estimate of habitat conditions across depths. To evaluate behavioral strategies, we constructed habitat suitability indices corresponding to </w:t>
-      </w:r>
-      <w:proofErr w:type="spellStart"/>
-      <w:r>
-        <w:rPr>
-          <w:rFonts w:ascii="Times New Roman" w:eastAsia="Times New Roman" w:hAnsi="Times New Roman" w:cs="Times New Roman"/>
-          <w:color w:val="000000"/>
-          <w:kern w:val="0"/>
-          <w14:ligatures w14:val="none"/>
-        </w:rPr>
-        <w:t>T</w:t>
+        <w:t>, providing a continuous estimate of habitat conditions across depths. To evaluate behavioral strategies, we constructed habitat suitability indices corresponding to T</w:t>
       </w:r>
       <w:r>
         <w:rPr>
@@ -4515,25 +4139,14 @@
         </w:rPr>
         <w:t>min</w:t>
       </w:r>
-      <w:proofErr w:type="spellEnd"/>
-      <w:r>
-        <w:rPr>
-          <w:rFonts w:ascii="Times New Roman" w:eastAsia="Times New Roman" w:hAnsi="Times New Roman" w:cs="Times New Roman"/>
-          <w:color w:val="000000"/>
-          <w:kern w:val="0"/>
-          <w14:ligatures w14:val="none"/>
-        </w:rPr>
-        <w:t xml:space="preserve"> and </w:t>
-      </w:r>
-      <w:proofErr w:type="spellStart"/>
-      <w:r>
-        <w:rPr>
-          <w:rFonts w:ascii="Times New Roman" w:eastAsia="Times New Roman" w:hAnsi="Times New Roman" w:cs="Times New Roman"/>
-          <w:color w:val="000000"/>
-          <w:kern w:val="0"/>
-          <w14:ligatures w14:val="none"/>
-        </w:rPr>
-        <w:t>DO</w:t>
+      <w:r>
+        <w:rPr>
+          <w:rFonts w:ascii="Times New Roman" w:eastAsia="Times New Roman" w:hAnsi="Times New Roman" w:cs="Times New Roman"/>
+          <w:color w:val="000000"/>
+          <w:kern w:val="0"/>
+          <w14:ligatures w14:val="none"/>
+        </w:rPr>
+        <w:t xml:space="preserve"> and DO</w:t>
       </w:r>
       <w:r>
         <w:rPr>
@@ -4545,7 +4158,6 @@
         </w:rPr>
         <w:t>max</w:t>
       </w:r>
-      <w:proofErr w:type="spellEnd"/>
       <w:r>
         <w:rPr>
           <w:rFonts w:ascii="Times New Roman" w:eastAsia="Times New Roman" w:hAnsi="Times New Roman" w:cs="Times New Roman"/>
@@ -4608,17 +4220,7 @@
           <w:kern w:val="0"/>
           <w14:ligatures w14:val="none"/>
         </w:rPr>
-        <w:t>. Temperature and DO were linearly rescaled to unitless values ranging from 0 (least favorable) to 1 (most favorable). Rescaling was applied across the full temporal window (29 July–5 August), within each site, to ensure a consistent suitability scale and prevent artificial shifts in relative habitat quality among days. For temperature, the minimum observed value was assigned a suitability of 1 and the maximum a suitability of 0 (11.9°C and 23.5°C, resp., at Blue Ruin; 12.3°C and 23.8°C, resp., at Norwood). For DO, the maximum observed value was assigned a suitability of 1 and the minimum a suitability of 0 (9.4 and 2.2 mg L⁻¹ resp., at Blue Ruin; 12.1 and 0.7 mg L⁻¹, resp., at Norwood). Intermediate values were interpolated linearly. These suitability indices were combined into a composite temperature–oxygen water quality index (</w:t>
-      </w:r>
-      <w:proofErr w:type="spellStart"/>
-      <w:r>
-        <w:rPr>
-          <w:rFonts w:ascii="Times New Roman" w:eastAsia="Times New Roman" w:hAnsi="Times New Roman" w:cs="Times New Roman"/>
-          <w:color w:val="000000"/>
-          <w:kern w:val="0"/>
-          <w14:ligatures w14:val="none"/>
-        </w:rPr>
-        <w:t>TD</w:t>
+        <w:t>. Temperature and DO were linearly rescaled to unitless values ranging from 0 (least favorable) to 1 (most favorable). Rescaling was applied across the full temporal window (29 July–5 August), within each site, to ensure a consistent suitability scale and prevent artificial shifts in relative habitat quality among days. For temperature, the minimum observed value was assigned a suitability of 1 and the maximum a suitability of 0 (11.9°C and 23.5°C, resp., at Blue Ruin; 12.3°C and 23.8°C, resp., at Norwood). For DO, the maximum observed value was assigned a suitability of 1 and the minimum a suitability of 0 (9.4 and 2.2 mg L⁻¹ resp., at Blue Ruin; 12.1 and 0.7 mg L⁻¹, resp., at Norwood). Intermediate values were interpolated linearly. These suitability indices were combined into a composite temperature–oxygen water quality index (TD</w:t>
       </w:r>
       <w:r>
         <w:rPr>
@@ -4639,7 +4241,6 @@
         </w:rPr>
         <w:t>bal</w:t>
       </w:r>
-      <w:proofErr w:type="spellEnd"/>
       <w:r>
         <w:rPr>
           <w:rFonts w:ascii="Times New Roman" w:eastAsia="Times New Roman" w:hAnsi="Times New Roman" w:cs="Times New Roman"/>
@@ -4669,7 +4270,6 @@
         </w:rPr>
         <w:t xml:space="preserve">Equation 1: </w:t>
       </w:r>
-      <w:proofErr w:type="spellStart"/>
       <w:r>
         <w:rPr>
           <w:rFonts w:ascii="Cambria Math" w:eastAsia="Times New Roman" w:hAnsi="Cambria Math" w:cs="Times New Roman"/>
@@ -4689,7 +4289,6 @@
         </w:rPr>
         <w:t>bal</w:t>
       </w:r>
-      <w:proofErr w:type="spellEnd"/>
       <w:r>
         <w:rPr>
           <w:rFonts w:ascii="Cambria Math" w:eastAsia="Times New Roman" w:hAnsi="Cambria Math" w:cs="Times New Roman"/>
@@ -4699,7 +4298,6 @@
         </w:rPr>
         <w:t xml:space="preserve"> </w:t>
       </w:r>
-      <w:proofErr w:type="gramStart"/>
       <w:r>
         <w:rPr>
           <w:rFonts w:ascii="Cambria Math" w:eastAsia="Times New Roman" w:hAnsi="Cambria Math" w:cs="Times New Roman"/>
@@ -4709,8 +4307,6 @@
         </w:rPr>
         <w:t>=  (</w:t>
       </w:r>
-      <w:proofErr w:type="spellStart"/>
-      <w:proofErr w:type="gramEnd"/>
       <w:r>
         <w:rPr>
           <w:rFonts w:ascii="Cambria Math" w:eastAsia="Times New Roman" w:hAnsi="Cambria Math" w:cs="Times New Roman"/>
@@ -4730,7 +4326,6 @@
         </w:rPr>
         <w:t>min</w:t>
       </w:r>
-      <w:proofErr w:type="spellEnd"/>
       <w:r>
         <w:rPr>
           <w:rFonts w:ascii="Cambria Math" w:eastAsia="Times New Roman" w:hAnsi="Cambria Math" w:cs="Times New Roman"/>
@@ -4740,7 +4335,6 @@
         </w:rPr>
         <w:t xml:space="preserve"> * </w:t>
       </w:r>
-      <w:proofErr w:type="spellStart"/>
       <w:r>
         <w:rPr>
           <w:rFonts w:ascii="Cambria Math" w:eastAsia="Times New Roman" w:hAnsi="Cambria Math" w:cs="Times New Roman"/>
@@ -4760,7 +4354,6 @@
         </w:rPr>
         <w:t>max</w:t>
       </w:r>
-      <w:proofErr w:type="spellEnd"/>
       <w:r>
         <w:rPr>
           <w:rFonts w:ascii="Cambria Math" w:eastAsia="Times New Roman" w:hAnsi="Cambria Math" w:cs="Times New Roman"/>
@@ -4846,7 +4439,6 @@
         </w:rPr>
         <w:t>, representing a composite measure in which poor conditions in either dimension constrain overall suitability. This function is shown graphically in Figure S2. Fish depth selection under each strategy (</w:t>
       </w:r>
-      <w:proofErr w:type="spellStart"/>
       <w:r>
         <w:rPr>
           <w:rFonts w:ascii="Cambria Math" w:eastAsia="Times New Roman" w:hAnsi="Cambria Math" w:cs="Times New Roman"/>
@@ -4866,25 +4458,14 @@
         </w:rPr>
         <w:t>min</w:t>
       </w:r>
-      <w:proofErr w:type="spellEnd"/>
-      <w:r>
-        <w:rPr>
-          <w:rFonts w:ascii="Times New Roman" w:eastAsia="Times New Roman" w:hAnsi="Times New Roman" w:cs="Times New Roman"/>
-          <w:color w:val="000000"/>
-          <w:kern w:val="0"/>
-          <w14:ligatures w14:val="none"/>
-        </w:rPr>
-        <w:t xml:space="preserve">, </w:t>
-      </w:r>
-      <w:proofErr w:type="spellStart"/>
-      <w:r>
-        <w:rPr>
-          <w:rFonts w:ascii="Times New Roman" w:eastAsia="Times New Roman" w:hAnsi="Times New Roman" w:cs="Times New Roman"/>
-          <w:color w:val="000000"/>
-          <w:kern w:val="0"/>
-          <w14:ligatures w14:val="none"/>
-        </w:rPr>
-        <w:t>D</w:t>
+      <w:r>
+        <w:rPr>
+          <w:rFonts w:ascii="Times New Roman" w:eastAsia="Times New Roman" w:hAnsi="Times New Roman" w:cs="Times New Roman"/>
+          <w:color w:val="000000"/>
+          <w:kern w:val="0"/>
+          <w14:ligatures w14:val="none"/>
+        </w:rPr>
+        <w:t>, D</w:t>
       </w:r>
       <w:r>
         <w:rPr>
@@ -4905,25 +4486,14 @@
         </w:rPr>
         <w:t>max</w:t>
       </w:r>
-      <w:proofErr w:type="spellEnd"/>
-      <w:r>
-        <w:rPr>
-          <w:rFonts w:ascii="Times New Roman" w:eastAsia="Times New Roman" w:hAnsi="Times New Roman" w:cs="Times New Roman"/>
-          <w:color w:val="000000"/>
-          <w:kern w:val="0"/>
-          <w14:ligatures w14:val="none"/>
-        </w:rPr>
-        <w:t xml:space="preserve">, and </w:t>
-      </w:r>
-      <w:proofErr w:type="spellStart"/>
-      <w:r>
-        <w:rPr>
-          <w:rFonts w:ascii="Times New Roman" w:eastAsia="Times New Roman" w:hAnsi="Times New Roman" w:cs="Times New Roman"/>
-          <w:color w:val="000000"/>
-          <w:kern w:val="0"/>
-          <w14:ligatures w14:val="none"/>
-        </w:rPr>
-        <w:t>TD</w:t>
+      <w:r>
+        <w:rPr>
+          <w:rFonts w:ascii="Times New Roman" w:eastAsia="Times New Roman" w:hAnsi="Times New Roman" w:cs="Times New Roman"/>
+          <w:color w:val="000000"/>
+          <w:kern w:val="0"/>
+          <w14:ligatures w14:val="none"/>
+        </w:rPr>
+        <w:t>, and TD</w:t>
       </w:r>
       <w:r>
         <w:rPr>
@@ -4944,7 +4514,6 @@
         </w:rPr>
         <w:t>bal</w:t>
       </w:r>
-      <w:proofErr w:type="spellEnd"/>
       <w:r>
         <w:rPr>
           <w:rFonts w:ascii="Times New Roman" w:eastAsia="Times New Roman" w:hAnsi="Times New Roman" w:cs="Times New Roman"/>
@@ -4972,47 +4541,7 @@
           <w:kern w:val="0"/>
           <w14:ligatures w14:val="none"/>
         </w:rPr>
-        <w:t xml:space="preserve">To reduce high-frequency variability introduced by stochastic sampling, depth trajectories were smoothed using a centered moving average (rolling mean). A window size of </w:t>
-      </w:r>
-      <w:proofErr w:type="gramStart"/>
-      <w:r>
-        <w:rPr>
-          <w:rFonts w:ascii="Times New Roman" w:eastAsia="Times New Roman" w:hAnsi="Times New Roman" w:cs="Times New Roman"/>
-          <w:color w:val="000000"/>
-          <w:kern w:val="0"/>
-          <w14:ligatures w14:val="none"/>
-        </w:rPr>
-        <w:t>seven time</w:t>
-      </w:r>
-      <w:proofErr w:type="gramEnd"/>
-      <w:r>
-        <w:rPr>
-          <w:rFonts w:ascii="Times New Roman" w:eastAsia="Times New Roman" w:hAnsi="Times New Roman" w:cs="Times New Roman"/>
-          <w:color w:val="000000"/>
-          <w:kern w:val="0"/>
-          <w14:ligatures w14:val="none"/>
-        </w:rPr>
-        <w:t xml:space="preserve"> steps </w:t>
-      </w:r>
-      <w:proofErr w:type="gramStart"/>
-      <w:r>
-        <w:rPr>
-          <w:rFonts w:ascii="Times New Roman" w:eastAsia="Times New Roman" w:hAnsi="Times New Roman" w:cs="Times New Roman"/>
-          <w:color w:val="000000"/>
-          <w:kern w:val="0"/>
-          <w14:ligatures w14:val="none"/>
-        </w:rPr>
-        <w:t>was</w:t>
-      </w:r>
-      <w:proofErr w:type="gramEnd"/>
-      <w:r>
-        <w:rPr>
-          <w:rFonts w:ascii="Times New Roman" w:eastAsia="Times New Roman" w:hAnsi="Times New Roman" w:cs="Times New Roman"/>
-          <w:color w:val="000000"/>
-          <w:kern w:val="0"/>
-          <w14:ligatures w14:val="none"/>
-        </w:rPr>
-        <w:t xml:space="preserve"> applied, such that each value represents the mean of the focal hour and the three preceding and three subsequent hours (±3 hours). This approach reduces short-term noise while preserving DVM patterns and avoiding the temporal distortion associated with broader smoothing methods.</w:t>
+        <w:t>To reduce high-frequency variability introduced by stochastic sampling, depth trajectories were smoothed using a centered moving average (rolling mean). A window size of seven time steps was applied, such that each value represents the mean of the focal hour and the three preceding and three subsequent hours (±3 hours). This approach reduces short-term noise while preserving DVM patterns and avoiding the temporal distortion associated with broader smoothing methods.</w:t>
       </w:r>
     </w:p>
     <w:p>
@@ -5088,7 +4617,6 @@
         <w:lastRenderedPageBreak/>
         <w:t xml:space="preserve">identified 0600–0800 </w:t>
       </w:r>
-      <w:proofErr w:type="spellStart"/>
       <w:r>
         <w:rPr>
           <w:rFonts w:ascii="Times New Roman" w:eastAsia="Times New Roman" w:hAnsi="Times New Roman" w:cs="Times New Roman"/>
@@ -5114,37 +4642,7 @@
           <w:kern w:val="0"/>
           <w14:ligatures w14:val="none"/>
         </w:rPr>
-        <w:t>as</w:t>
-      </w:r>
-      <w:proofErr w:type="spellEnd"/>
-      <w:r>
-        <w:rPr>
-          <w:rFonts w:ascii="Times New Roman" w:eastAsia="Times New Roman" w:hAnsi="Times New Roman" w:cs="Times New Roman"/>
-          <w:color w:val="000000"/>
-          <w:kern w:val="0"/>
-          <w14:ligatures w14:val="none"/>
-        </w:rPr>
-        <w:t xml:space="preserve"> a consistent 2-hour window when DO </w:t>
-      </w:r>
-      <w:proofErr w:type="gramStart"/>
-      <w:r>
-        <w:rPr>
-          <w:rFonts w:ascii="Times New Roman" w:eastAsia="Times New Roman" w:hAnsi="Times New Roman" w:cs="Times New Roman"/>
-          <w:color w:val="000000"/>
-          <w:kern w:val="0"/>
-          <w14:ligatures w14:val="none"/>
-        </w:rPr>
-        <w:t>reached</w:t>
-      </w:r>
-      <w:proofErr w:type="gramEnd"/>
-      <w:r>
-        <w:rPr>
-          <w:rFonts w:ascii="Times New Roman" w:eastAsia="Times New Roman" w:hAnsi="Times New Roman" w:cs="Times New Roman"/>
-          <w:color w:val="000000"/>
-          <w:kern w:val="0"/>
-          <w14:ligatures w14:val="none"/>
-        </w:rPr>
-        <w:t xml:space="preserve"> its daily minimum across alcoves, and 1800–2000 h as the corresponding window of daily maximum DO. For simplicity, we hereafter will refer to the nighttime DO minimum as ‘DO-minimum’ and the daytime DO maximum as ‘DO-maximum’. These windows provided standardized periods for evaluating how temperature–oxygen trade-offs differed when oxygen was most limiting versus most abundant. To quantify these trade-offs, we modeled DO as a function of temperature using linear mixed-effects models. We fit separate models for the DO-minimum and DO-maximum windows. Because observations were clustered within alcoves, we included alcove location as a random intercept. Year was evaluated as a potential random effect but did not explain additional variance or improve model fit (based on AIC), so it was excluded. To illustrate site-specific patterns at the fish-holding sites, we also fit separate linear models to data from our two focal alcoves, Blue Ruin and Norwood. All models were fit using the lme4 package in R </w:t>
+        <w:t xml:space="preserve">as a consistent 2-hour window when DO reached its daily minimum across alcoves, and 1800–2000 h as the corresponding window of daily maximum DO. For simplicity, we hereafter will refer to the nighttime DO minimum as ‘DO-minimum’ and the daytime DO maximum as ‘DO-maximum’. These windows provided standardized periods for evaluating how temperature–oxygen trade-offs differed when oxygen was most limiting versus most abundant. To quantify these trade-offs, we modeled DO as a function of temperature using linear mixed-effects models. We fit separate models for the DO-minimum and DO-maximum windows. Because observations were clustered within alcoves, we included alcove location as a random intercept. Year was evaluated as a potential random effect but did not explain additional variance or improve model fit (based on AIC), so it was excluded. To illustrate site-specific patterns at the fish-holding sites, we also fit separate linear models to data from our two focal alcoves, Blue Ruin and Norwood. All models were fit using the lme4 package in R </w:t>
       </w:r>
       <w:r>
         <w:rPr>
@@ -5229,38 +4727,17 @@
         <w:ind w:firstLine="720"/>
         <w:rPr>
           <w:rFonts w:ascii="Times New Roman" w:eastAsia="Times New Roman" w:hAnsi="Times New Roman" w:cs="Times New Roman"/>
-          <w:kern w:val="0"/>
-          <w14:ligatures w14:val="none"/>
-        </w:rPr>
-      </w:pPr>
-      <w:r>
-        <w:rPr>
-          <w:rFonts w:ascii="Times New Roman" w:eastAsia="Times New Roman" w:hAnsi="Times New Roman" w:cs="Times New Roman"/>
-          <w:color w:val="000000"/>
-          <w:kern w:val="0"/>
-          <w14:ligatures w14:val="none"/>
-        </w:rPr>
-        <w:t xml:space="preserve">All </w:t>
-      </w:r>
-      <w:proofErr w:type="spellStart"/>
-      <w:r>
-        <w:rPr>
-          <w:rFonts w:ascii="Times New Roman" w:eastAsia="Times New Roman" w:hAnsi="Times New Roman" w:cs="Times New Roman"/>
-          <w:color w:val="000000"/>
-          <w:kern w:val="0"/>
-          <w14:ligatures w14:val="none"/>
-        </w:rPr>
-        <w:t>iButton</w:t>
-      </w:r>
-      <w:proofErr w:type="spellEnd"/>
-      <w:r>
-        <w:rPr>
-          <w:rFonts w:ascii="Times New Roman" w:eastAsia="Times New Roman" w:hAnsi="Times New Roman" w:cs="Times New Roman"/>
-          <w:color w:val="000000"/>
-          <w:kern w:val="0"/>
-          <w14:ligatures w14:val="none"/>
-        </w:rPr>
-        <w:t xml:space="preserve"> data analyses were limited to July 29 – August 5, 2021, beginning at least five days after fish capture to allow recovery from tagging</w:t>
+          <w:color w:val="000000"/>
+        </w:rPr>
+      </w:pPr>
+      <w:r>
+        <w:rPr>
+          <w:rFonts w:ascii="Times New Roman" w:eastAsia="Times New Roman" w:hAnsi="Times New Roman" w:cs="Times New Roman"/>
+          <w:color w:val="000000"/>
+          <w:kern w:val="0"/>
+          <w14:ligatures w14:val="none"/>
+        </w:rPr>
+        <w:t>All iButton data analyses were limited to July 29 – August 5, 2021, beginning at least five days after fish capture to allow recovery from tagging</w:t>
       </w:r>
       <w:r>
         <w:rPr>
@@ -5325,47 +4802,7 @@
           <w:kern w:val="0"/>
           <w14:ligatures w14:val="none"/>
         </w:rPr>
-        <w:t xml:space="preserve">. Fish with externally mounted </w:t>
-      </w:r>
-      <w:proofErr w:type="spellStart"/>
-      <w:r>
-        <w:rPr>
-          <w:rFonts w:ascii="Times New Roman" w:eastAsia="Times New Roman" w:hAnsi="Times New Roman" w:cs="Times New Roman"/>
-          <w:color w:val="000000"/>
-          <w:kern w:val="0"/>
-          <w14:ligatures w14:val="none"/>
-        </w:rPr>
-        <w:t>iButtons</w:t>
-      </w:r>
-      <w:proofErr w:type="spellEnd"/>
-      <w:r>
-        <w:rPr>
-          <w:rFonts w:ascii="Times New Roman" w:eastAsia="Times New Roman" w:hAnsi="Times New Roman" w:cs="Times New Roman"/>
-          <w:color w:val="000000"/>
-          <w:kern w:val="0"/>
-          <w14:ligatures w14:val="none"/>
-        </w:rPr>
-        <w:t xml:space="preserve"> often exhibited temperatures intermediate to those recorded at the net pen–associated logger arrays. We used linear interpolation to estimate temperature and DO at 0.2 m depth intervals for both net pen–associated arrays. We then matched fish </w:t>
-      </w:r>
-      <w:proofErr w:type="spellStart"/>
-      <w:r>
-        <w:rPr>
-          <w:rFonts w:ascii="Times New Roman" w:eastAsia="Times New Roman" w:hAnsi="Times New Roman" w:cs="Times New Roman"/>
-          <w:color w:val="000000"/>
-          <w:kern w:val="0"/>
-          <w14:ligatures w14:val="none"/>
-        </w:rPr>
-        <w:t>iButton</w:t>
-      </w:r>
-      <w:proofErr w:type="spellEnd"/>
-      <w:r>
-        <w:rPr>
-          <w:rFonts w:ascii="Times New Roman" w:eastAsia="Times New Roman" w:hAnsi="Times New Roman" w:cs="Times New Roman"/>
-          <w:color w:val="000000"/>
-          <w:kern w:val="0"/>
-          <w14:ligatures w14:val="none"/>
-        </w:rPr>
-        <w:t xml:space="preserve"> temperatures to the closest bounding profile temperatures for each time step and used linear interpolation to gain resolution in our fish-depth estimates </w:t>
+        <w:t xml:space="preserve">. Fish with externally mounted iButtons often exhibited temperatures intermediate to those recorded at the net pen–associated logger arrays. We used linear interpolation to estimate temperature and DO at 0.2 m depth intervals for both net pen–associated arrays. We then matched fish iButton temperatures to the closest bounding profile temperatures for each time step and used linear interpolation to gain resolution in our fish-depth estimates </w:t>
       </w:r>
       <w:r>
         <w:rPr>
@@ -5468,27 +4905,7 @@
           <w:kern w:val="0"/>
           <w14:ligatures w14:val="none"/>
         </w:rPr>
-        <w:t xml:space="preserve">To test for DVM we used a linear mixed-effects modeling framework to evaluate whether fish depth varied between periods of minimum and maximum DO. DO conditions were summarized as 4-hour rolling means of the minimum DO available within the water column, and for each day we identified the most hypoxic (DO-minimum) and most </w:t>
-      </w:r>
-      <w:proofErr w:type="spellStart"/>
-      <w:r>
-        <w:rPr>
-          <w:rFonts w:ascii="Times New Roman" w:eastAsia="Times New Roman" w:hAnsi="Times New Roman" w:cs="Times New Roman"/>
-          <w:color w:val="000000"/>
-          <w:kern w:val="0"/>
-          <w14:ligatures w14:val="none"/>
-        </w:rPr>
-        <w:t>oxic</w:t>
-      </w:r>
-      <w:proofErr w:type="spellEnd"/>
-      <w:r>
-        <w:rPr>
-          <w:rFonts w:ascii="Times New Roman" w:eastAsia="Times New Roman" w:hAnsi="Times New Roman" w:cs="Times New Roman"/>
-          <w:color w:val="000000"/>
-          <w:kern w:val="0"/>
-          <w14:ligatures w14:val="none"/>
-        </w:rPr>
-        <w:t xml:space="preserve"> (DO-maximum) 4-hour periods. For each fish on each day</w:t>
+        <w:t>To test for DVM we used a linear mixed-effects modeling framework to evaluate whether fish depth varied between periods of minimum and maximum DO. DO conditions were summarized as 4-hour rolling means of the minimum DO available within the water column, and for each day we identified the most hypoxic (DO-minimum) and most oxic (DO-maximum) 4-hour periods. For each fish on each day</w:t>
       </w:r>
       <w:r>
         <w:rPr>
@@ -5568,27 +4985,7 @@
           <w:kern w:val="0"/>
           <w14:ligatures w14:val="none"/>
         </w:rPr>
-        <w:t xml:space="preserve">Both Blue Ruin and Norwood alcoves exhibited strong thermal stratification and pronounced diel cycling in DO and temperature (Figure 1; Table S1). Surface temperatures varied substantially over the diel cycle, ranging from 17.3–23.4°C in Blue Ruin and 19.9–24.8°C in Norwood, whereas bottom-water temperatures remained comparatively stable at 12.0–13.3°C and 12.4–13.6°C, respectively (Table S1). DO also varied strongly over the diel cycle, with the largest fluctuations occurring in the deepest portions of Norwood (Figure 1). Average </w:t>
-      </w:r>
-      <w:proofErr w:type="spellStart"/>
-      <w:r>
-        <w:rPr>
-          <w:rFonts w:ascii="Times New Roman" w:eastAsia="Times New Roman" w:hAnsi="Times New Roman" w:cs="Times New Roman"/>
-          <w:color w:val="000000"/>
-          <w:kern w:val="0"/>
-          <w14:ligatures w14:val="none"/>
-        </w:rPr>
-        <w:t>epilimnetic</w:t>
-      </w:r>
-      <w:proofErr w:type="spellEnd"/>
-      <w:r>
-        <w:rPr>
-          <w:rFonts w:ascii="Times New Roman" w:eastAsia="Times New Roman" w:hAnsi="Times New Roman" w:cs="Times New Roman"/>
-          <w:color w:val="000000"/>
-          <w:kern w:val="0"/>
-          <w14:ligatures w14:val="none"/>
-        </w:rPr>
-        <w:t xml:space="preserve"> DO ranged from 3.3–9.0 mg L⁻¹ in Blue Ruin and 6.2–</w:t>
+        <w:t>Both Blue Ruin and Norwood alcoves exhibited strong thermal stratification and pronounced diel cycling in DO and temperature (Figure 1; Table S1). Surface temperatures varied substantially over the diel cycle, ranging from 17.3–23.4°C in Blue Ruin and 19.9–24.8°C in Norwood, whereas bottom-water temperatures remained comparatively stable at 12.0–13.3°C and 12.4–13.6°C, respectively (Table S1). DO also varied strongly over the diel cycle, with the largest fluctuations occurring in the deepest portions of Norwood (Figure 1). Average epilimnetic DO ranged from 3.3–9.0 mg L⁻¹ in Blue Ruin and 6.2–</w:t>
       </w:r>
       <w:r>
         <w:rPr>
@@ -5751,17 +5148,7 @@
           <w:kern w:val="0"/>
           <w14:ligatures w14:val="none"/>
         </w:rPr>
-        <w:t>Our simulation yielded three distinct patterns of fish depth use across the diel cycle (Figure 3a &amp; 3c). A fish that maximized DO (</w:t>
-      </w:r>
-      <w:proofErr w:type="spellStart"/>
-      <w:r>
-        <w:rPr>
-          <w:rFonts w:ascii="Times New Roman" w:eastAsia="Times New Roman" w:hAnsi="Times New Roman" w:cs="Times New Roman"/>
-          <w:color w:val="000000"/>
-          <w:kern w:val="0"/>
-          <w14:ligatures w14:val="none"/>
-        </w:rPr>
-        <w:t>D</w:t>
+        <w:t>Our simulation yielded three distinct patterns of fish depth use across the diel cycle (Figure 3a &amp; 3c). A fish that maximized DO (D</w:t>
       </w:r>
       <w:r>
         <w:rPr>
@@ -5782,7 +5169,6 @@
         </w:rPr>
         <w:t>max</w:t>
       </w:r>
-      <w:proofErr w:type="spellEnd"/>
       <w:r>
         <w:rPr>
           <w:rFonts w:ascii="Times New Roman" w:eastAsia="Times New Roman" w:hAnsi="Times New Roman" w:cs="Times New Roman"/>
@@ -5802,7 +5188,6 @@
         <w:lastRenderedPageBreak/>
         <w:t>a fish that minimized temperature (</w:t>
       </w:r>
-      <w:proofErr w:type="spellStart"/>
       <w:r>
         <w:rPr>
           <w:rFonts w:ascii="Times New Roman" w:eastAsia="Times New Roman" w:hAnsi="Times New Roman" w:cs="Times New Roman"/>
@@ -5822,25 +5207,14 @@
         </w:rPr>
         <w:t>min</w:t>
       </w:r>
-      <w:proofErr w:type="spellEnd"/>
-      <w:r>
-        <w:rPr>
-          <w:rFonts w:ascii="Times New Roman" w:eastAsia="Times New Roman" w:hAnsi="Times New Roman" w:cs="Times New Roman"/>
-          <w:color w:val="000000"/>
-          <w:kern w:val="0"/>
-          <w14:ligatures w14:val="none"/>
-        </w:rPr>
-        <w:t>) would hold near the bottom. In contrast to these stationary behaviors, a fish that considered both temperature and oxygen (</w:t>
-      </w:r>
-      <w:proofErr w:type="spellStart"/>
-      <w:r>
-        <w:rPr>
-          <w:rFonts w:ascii="Times New Roman" w:eastAsia="Times New Roman" w:hAnsi="Times New Roman" w:cs="Times New Roman"/>
-          <w:color w:val="000000"/>
-          <w:kern w:val="0"/>
-          <w14:ligatures w14:val="none"/>
-        </w:rPr>
-        <w:t>TD</w:t>
+      <w:r>
+        <w:rPr>
+          <w:rFonts w:ascii="Times New Roman" w:eastAsia="Times New Roman" w:hAnsi="Times New Roman" w:cs="Times New Roman"/>
+          <w:color w:val="000000"/>
+          <w:kern w:val="0"/>
+          <w14:ligatures w14:val="none"/>
+        </w:rPr>
+        <w:t>) would hold near the bottom. In contrast to these stationary behaviors, a fish that considered both temperature and oxygen (TD</w:t>
       </w:r>
       <w:r>
         <w:rPr>
@@ -5861,7 +5235,6 @@
         </w:rPr>
         <w:t>bal</w:t>
       </w:r>
-      <w:proofErr w:type="spellEnd"/>
       <w:r>
         <w:rPr>
           <w:rFonts w:ascii="Times New Roman" w:eastAsia="Times New Roman" w:hAnsi="Times New Roman" w:cs="Times New Roman"/>
@@ -5871,7 +5244,6 @@
         </w:rPr>
         <w:t xml:space="preserve">), exhibited diel vertical movements; shifting towards the surface during the late night and early morning when DO at depth became limiting, and moving deeper during the day when surface temperatures were warmer and deeper habitats became more oxygenated. In both the Blue Ruin and Norwood simulations, the </w:t>
       </w:r>
-      <w:proofErr w:type="spellStart"/>
       <w:r>
         <w:rPr>
           <w:rFonts w:ascii="Times New Roman" w:eastAsia="Times New Roman" w:hAnsi="Times New Roman" w:cs="Times New Roman"/>
@@ -5891,7 +5263,6 @@
         </w:rPr>
         <w:t>max</w:t>
       </w:r>
-      <w:proofErr w:type="spellEnd"/>
       <w:r>
         <w:rPr>
           <w:rFonts w:ascii="Times New Roman" w:eastAsia="Times New Roman" w:hAnsi="Times New Roman" w:cs="Times New Roman"/>
@@ -5947,27 +5318,7 @@
           <w:kern w:val="0"/>
           <w14:ligatures w14:val="none"/>
         </w:rPr>
-        <w:t xml:space="preserve">Tagged individuals consistently occupied thermally structured layers rather than well-mixed regions of the water column, indicating that temperature-based depth inference was reliable for </w:t>
-      </w:r>
-      <w:proofErr w:type="gramStart"/>
-      <w:r>
-        <w:rPr>
-          <w:rFonts w:ascii="Times New Roman" w:eastAsia="Times New Roman" w:hAnsi="Times New Roman" w:cs="Times New Roman"/>
-          <w:color w:val="000000"/>
-          <w:kern w:val="0"/>
-          <w14:ligatures w14:val="none"/>
-        </w:rPr>
-        <w:t>the majority of</w:t>
-      </w:r>
-      <w:proofErr w:type="gramEnd"/>
-      <w:r>
-        <w:rPr>
-          <w:rFonts w:ascii="Times New Roman" w:eastAsia="Times New Roman" w:hAnsi="Times New Roman" w:cs="Times New Roman"/>
-          <w:color w:val="000000"/>
-          <w:kern w:val="0"/>
-          <w14:ligatures w14:val="none"/>
-        </w:rPr>
-        <w:t xml:space="preserve"> observations. The proportion of time spent in resolvable thermal structure was 65.3% at Blue Ruin and 71.3% at Norwood, while homogeneous (unresolvable) conditions accounted for 34.7% and 28.7% of observations, respectively.</w:t>
+        <w:t>Tagged individuals consistently occupied thermally structured layers rather than well-mixed regions of the water column, indicating that temperature-based depth inference was reliable for the majority of observations. The proportion of time spent in resolvable thermal structure was 65.3% at Blue Ruin and 71.3% at Norwood, while homogeneous (unresolvable) conditions accounted for 34.7% and 28.7% of observations, respectively.</w:t>
       </w:r>
       <w:r>
         <w:rPr>
@@ -6000,21 +5351,7 @@
         <w:rPr>
           <w:rFonts w:ascii="Times New Roman" w:hAnsi="Times New Roman" w:cs="Times New Roman"/>
         </w:rPr>
-        <w:t xml:space="preserve">The fork length of tagged fish was 286.6 ± 58.3 mm (mean ± SD). Fork length did not differ significantly between fish captured in the two alcoves (Welch's two-sample t-test, t = -0.57, </w:t>
-      </w:r>
-      <w:proofErr w:type="spellStart"/>
-      <w:r>
-        <w:rPr>
-          <w:rFonts w:ascii="Times New Roman" w:hAnsi="Times New Roman" w:cs="Times New Roman"/>
-        </w:rPr>
-        <w:t>df</w:t>
-      </w:r>
-      <w:proofErr w:type="spellEnd"/>
-      <w:r>
-        <w:rPr>
-          <w:rFonts w:ascii="Times New Roman" w:hAnsi="Times New Roman" w:cs="Times New Roman"/>
-        </w:rPr>
-        <w:t xml:space="preserve"> = 28.73, p = 0.575).</w:t>
+        <w:t>The fork length of tagged fish was 286.6 ± 58.3 mm (mean ± SD). Fork length did not differ significantly between fish captured in the two alcoves (Welch's two-sample t-test, t = -0.57, df = 28.73, p = 0.575).</w:t>
       </w:r>
     </w:p>
     <w:p>
@@ -6253,17 +5590,7 @@
           <w:kern w:val="0"/>
           <w14:ligatures w14:val="none"/>
         </w:rPr>
-        <w:t xml:space="preserve">Although the simulation predicted that the </w:t>
-      </w:r>
-      <w:proofErr w:type="spellStart"/>
-      <w:r>
-        <w:rPr>
-          <w:rFonts w:ascii="Times New Roman" w:eastAsia="Times New Roman" w:hAnsi="Times New Roman" w:cs="Times New Roman"/>
-          <w:color w:val="000000"/>
-          <w:kern w:val="0"/>
-          <w14:ligatures w14:val="none"/>
-        </w:rPr>
-        <w:t>TD</w:t>
+        <w:t>Although the simulation predicted that the TD</w:t>
       </w:r>
       <w:r>
         <w:rPr>
@@ -6284,7 +5611,6 @@
         </w:rPr>
         <w:t>bal</w:t>
       </w:r>
-      <w:proofErr w:type="spellEnd"/>
       <w:r>
         <w:rPr>
           <w:rFonts w:ascii="Times New Roman" w:eastAsia="Times New Roman" w:hAnsi="Times New Roman" w:cs="Times New Roman"/>
@@ -6365,19 +5691,27 @@
           <w:kern w:val="0"/>
           <w14:ligatures w14:val="none"/>
         </w:rPr>
+        <w:t xml:space="preserve"> T</w:t>
+      </w:r>
+      <w:r>
+        <w:rPr>
+          <w:rFonts w:ascii="Times New Roman" w:eastAsia="Times New Roman" w:hAnsi="Times New Roman" w:cs="Times New Roman"/>
+          <w:color w:val="000000"/>
+          <w:kern w:val="0"/>
+          <w:vertAlign w:val="subscript"/>
+          <w14:ligatures w14:val="none"/>
+        </w:rPr>
+        <w:t>min</w:t>
+      </w:r>
+      <w:r>
+        <w:rPr>
+          <w:rFonts w:ascii="Times New Roman" w:eastAsia="Times New Roman" w:hAnsi="Times New Roman" w:cs="Times New Roman"/>
+          <w:color w:val="000000"/>
+          <w:kern w:val="0"/>
+          <w14:ligatures w14:val="none"/>
+        </w:rPr>
         <w:t xml:space="preserve"> </w:t>
       </w:r>
-      <w:proofErr w:type="spellStart"/>
-      <w:proofErr w:type="gramStart"/>
-      <w:r>
-        <w:rPr>
-          <w:rFonts w:ascii="Times New Roman" w:eastAsia="Times New Roman" w:hAnsi="Times New Roman" w:cs="Times New Roman"/>
-          <w:color w:val="000000"/>
-          <w:kern w:val="0"/>
-          <w14:ligatures w14:val="none"/>
-        </w:rPr>
-        <w:t>T</w:t>
-      </w:r>
       <w:r>
         <w:rPr>
           <w:rFonts w:ascii="Times New Roman" w:eastAsia="Times New Roman" w:hAnsi="Times New Roman" w:cs="Times New Roman"/>
@@ -6386,16 +5720,6 @@
           <w:vertAlign w:val="subscript"/>
           <w14:ligatures w14:val="none"/>
         </w:rPr>
-        <w:t>min</w:t>
-      </w:r>
-      <w:proofErr w:type="spellEnd"/>
-      <w:r>
-        <w:rPr>
-          <w:rFonts w:ascii="Times New Roman" w:eastAsia="Times New Roman" w:hAnsi="Times New Roman" w:cs="Times New Roman"/>
-          <w:color w:val="000000"/>
-          <w:kern w:val="0"/>
-          <w14:ligatures w14:val="none"/>
-        </w:rPr>
         <w:t xml:space="preserve"> </w:t>
       </w:r>
       <w:r>
@@ -6403,60 +5727,29 @@
           <w:rFonts w:ascii="Times New Roman" w:eastAsia="Times New Roman" w:hAnsi="Times New Roman" w:cs="Times New Roman"/>
           <w:color w:val="000000"/>
           <w:kern w:val="0"/>
+          <w14:ligatures w14:val="none"/>
+        </w:rPr>
+        <w:t>and TD</w:t>
+      </w:r>
+      <w:r>
+        <w:rPr>
+          <w:rFonts w:ascii="Times New Roman" w:eastAsia="Times New Roman" w:hAnsi="Times New Roman" w:cs="Times New Roman"/>
+          <w:color w:val="000000"/>
+          <w:kern w:val="0"/>
+          <w14:ligatures w14:val="none"/>
+        </w:rPr>
+        <w:t>O</w:t>
+      </w:r>
+      <w:r>
+        <w:rPr>
+          <w:rFonts w:ascii="Times New Roman" w:eastAsia="Times New Roman" w:hAnsi="Times New Roman" w:cs="Times New Roman"/>
+          <w:color w:val="000000"/>
+          <w:kern w:val="0"/>
           <w:vertAlign w:val="subscript"/>
           <w14:ligatures w14:val="none"/>
         </w:rPr>
-        <w:t xml:space="preserve"> </w:t>
-      </w:r>
-      <w:r>
-        <w:rPr>
-          <w:rFonts w:ascii="Times New Roman" w:eastAsia="Times New Roman" w:hAnsi="Times New Roman" w:cs="Times New Roman"/>
-          <w:color w:val="000000"/>
-          <w:kern w:val="0"/>
-          <w14:ligatures w14:val="none"/>
-        </w:rPr>
-        <w:t>and</w:t>
-      </w:r>
-      <w:proofErr w:type="gramEnd"/>
-      <w:r>
-        <w:rPr>
-          <w:rFonts w:ascii="Times New Roman" w:eastAsia="Times New Roman" w:hAnsi="Times New Roman" w:cs="Times New Roman"/>
-          <w:color w:val="000000"/>
-          <w:kern w:val="0"/>
-          <w14:ligatures w14:val="none"/>
-        </w:rPr>
-        <w:t xml:space="preserve"> </w:t>
-      </w:r>
-      <w:proofErr w:type="spellStart"/>
-      <w:r>
-        <w:rPr>
-          <w:rFonts w:ascii="Times New Roman" w:eastAsia="Times New Roman" w:hAnsi="Times New Roman" w:cs="Times New Roman"/>
-          <w:color w:val="000000"/>
-          <w:kern w:val="0"/>
-          <w14:ligatures w14:val="none"/>
-        </w:rPr>
-        <w:t>TD</w:t>
-      </w:r>
-      <w:r>
-        <w:rPr>
-          <w:rFonts w:ascii="Times New Roman" w:eastAsia="Times New Roman" w:hAnsi="Times New Roman" w:cs="Times New Roman"/>
-          <w:color w:val="000000"/>
-          <w:kern w:val="0"/>
-          <w14:ligatures w14:val="none"/>
-        </w:rPr>
-        <w:t>O</w:t>
-      </w:r>
-      <w:r>
-        <w:rPr>
-          <w:rFonts w:ascii="Times New Roman" w:eastAsia="Times New Roman" w:hAnsi="Times New Roman" w:cs="Times New Roman"/>
-          <w:color w:val="000000"/>
-          <w:kern w:val="0"/>
-          <w:vertAlign w:val="subscript"/>
-          <w14:ligatures w14:val="none"/>
-        </w:rPr>
         <w:t>bal</w:t>
       </w:r>
-      <w:proofErr w:type="spellEnd"/>
       <w:r>
         <w:rPr>
           <w:rFonts w:ascii="Times New Roman" w:eastAsia="Times New Roman" w:hAnsi="Times New Roman" w:cs="Times New Roman"/>
@@ -6596,27 +5889,7 @@
           <w:kern w:val="0"/>
           <w14:ligatures w14:val="none"/>
         </w:rPr>
-        <w:t xml:space="preserve">. </w:t>
-      </w:r>
-      <w:proofErr w:type="gramStart"/>
-      <w:r>
-        <w:rPr>
-          <w:rFonts w:ascii="Times New Roman" w:eastAsia="Times New Roman" w:hAnsi="Times New Roman" w:cs="Times New Roman"/>
-          <w:color w:val="000000"/>
-          <w:kern w:val="0"/>
-          <w14:ligatures w14:val="none"/>
-        </w:rPr>
-        <w:t>The majority of</w:t>
-      </w:r>
-      <w:proofErr w:type="gramEnd"/>
-      <w:r>
-        <w:rPr>
-          <w:rFonts w:ascii="Times New Roman" w:eastAsia="Times New Roman" w:hAnsi="Times New Roman" w:cs="Times New Roman"/>
-          <w:color w:val="000000"/>
-          <w:kern w:val="0"/>
-          <w14:ligatures w14:val="none"/>
-        </w:rPr>
-        <w:t xml:space="preserve"> fish in our study exhibited fine-scale DVM, moving deeper during the day and shallower at night (Figure 4b, 4d, Figure 5). This pattern enabled fish to avoid the lowest oxygen levels expressed while selecting for cool temperatures that reduced metabolic costs </w:t>
+        <w:t xml:space="preserve">. The majority of fish in our study exhibited fine-scale DVM, moving deeper during the day and shallower at night (Figure 4b, 4d, Figure 5). This pattern enabled fish to avoid the lowest oxygen levels expressed while selecting for cool temperatures that reduced metabolic costs </w:t>
       </w:r>
       <w:r>
         <w:rPr>
@@ -6774,47 +6047,7 @@
           <w14:ligatures w14:val="none"/>
         </w:rPr>
         <w:tab/>
-        <w:t xml:space="preserve">Our simulation of fish habitat selection found that fish held at a relatively constant depth when responding to temperature or DO in </w:t>
-      </w:r>
-      <w:proofErr w:type="gramStart"/>
-      <w:r>
-        <w:rPr>
-          <w:rFonts w:ascii="Times New Roman" w:eastAsia="Times New Roman" w:hAnsi="Times New Roman" w:cs="Times New Roman"/>
-          <w:color w:val="000000"/>
-          <w:kern w:val="0"/>
-          <w14:ligatures w14:val="none"/>
-        </w:rPr>
-        <w:t>isolation, but</w:t>
-      </w:r>
-      <w:proofErr w:type="gramEnd"/>
-      <w:r>
-        <w:rPr>
-          <w:rFonts w:ascii="Times New Roman" w:eastAsia="Times New Roman" w:hAnsi="Times New Roman" w:cs="Times New Roman"/>
-          <w:color w:val="000000"/>
-          <w:kern w:val="0"/>
-          <w14:ligatures w14:val="none"/>
-        </w:rPr>
-        <w:t xml:space="preserve"> switched to DVM when balancing both variables simultaneously (Figure 4a &amp; 4c). This suggests a novel mechanism for DVM that does not rely on predation risk or </w:t>
-      </w:r>
-      <w:proofErr w:type="gramStart"/>
-      <w:r>
-        <w:rPr>
-          <w:rFonts w:ascii="Times New Roman" w:eastAsia="Times New Roman" w:hAnsi="Times New Roman" w:cs="Times New Roman"/>
-          <w:color w:val="000000"/>
-          <w:kern w:val="0"/>
-          <w14:ligatures w14:val="none"/>
-        </w:rPr>
-        <w:t>foraging, but</w:t>
-      </w:r>
-      <w:proofErr w:type="gramEnd"/>
-      <w:r>
-        <w:rPr>
-          <w:rFonts w:ascii="Times New Roman" w:eastAsia="Times New Roman" w:hAnsi="Times New Roman" w:cs="Times New Roman"/>
-          <w:color w:val="000000"/>
-          <w:kern w:val="0"/>
-          <w14:ligatures w14:val="none"/>
-        </w:rPr>
-        <w:t xml:space="preserve"> instead emerges from dynamic temperature–oxygen trade-offs. Testing this hypothesis in the wild on a fish population known to experience such trade-offs </w:t>
+        <w:t xml:space="preserve">Our simulation of fish habitat selection found that fish held at a relatively constant depth when responding to temperature or DO in isolation, but switched to DVM when balancing both variables simultaneously (Figure 4a &amp; 4c). This suggests a novel mechanism for DVM that does not rely on predation risk or foraging, but instead emerges from dynamic temperature–oxygen trade-offs. Testing this hypothesis in the wild on a fish population known to experience such trade-offs </w:t>
       </w:r>
       <w:r>
         <w:rPr>
@@ -6933,47 +6166,7 @@
           <w:kern w:val="0"/>
           <w14:ligatures w14:val="none"/>
         </w:rPr>
-        <w:t xml:space="preserve"> Indeed, our mixed-effects model revealed substantial variation among fish in both baseline depth </w:t>
-      </w:r>
-      <w:proofErr w:type="gramStart"/>
-      <w:r>
-        <w:rPr>
-          <w:rFonts w:ascii="Times New Roman" w:eastAsia="Times New Roman" w:hAnsi="Times New Roman" w:cs="Times New Roman"/>
-          <w:color w:val="000000"/>
-          <w:kern w:val="0"/>
-          <w14:ligatures w14:val="none"/>
-        </w:rPr>
-        <w:t>use</w:t>
-      </w:r>
-      <w:proofErr w:type="gramEnd"/>
-      <w:r>
-        <w:rPr>
-          <w:rFonts w:ascii="Times New Roman" w:eastAsia="Times New Roman" w:hAnsi="Times New Roman" w:cs="Times New Roman"/>
-          <w:color w:val="000000"/>
-          <w:kern w:val="0"/>
-          <w14:ligatures w14:val="none"/>
-        </w:rPr>
-        <w:t xml:space="preserve"> and the magnitude of depth shifts associated with oxygen conditions. Some of the observed variation likely reflects differences among individuals and local environmental conditions. For example, the diel amplitude of hypolimnetic DO was much greater in Norwood alcove, while </w:t>
-      </w:r>
-      <w:proofErr w:type="spellStart"/>
-      <w:r>
-        <w:rPr>
-          <w:rFonts w:ascii="Times New Roman" w:eastAsia="Times New Roman" w:hAnsi="Times New Roman" w:cs="Times New Roman"/>
-          <w:color w:val="000000"/>
-          <w:kern w:val="0"/>
-          <w14:ligatures w14:val="none"/>
-        </w:rPr>
-        <w:t>epilimnetic</w:t>
-      </w:r>
-      <w:proofErr w:type="spellEnd"/>
-      <w:r>
-        <w:rPr>
-          <w:rFonts w:ascii="Times New Roman" w:eastAsia="Times New Roman" w:hAnsi="Times New Roman" w:cs="Times New Roman"/>
-          <w:color w:val="000000"/>
-          <w:kern w:val="0"/>
-          <w14:ligatures w14:val="none"/>
-        </w:rPr>
-        <w:t xml:space="preserve"> DO remained relatively high throughout the diel cycle (Table S1, Figure S</w:t>
+        <w:t xml:space="preserve"> Indeed, our mixed-effects model revealed substantial variation among fish in both baseline depth use and the magnitude of depth shifts associated with oxygen conditions. Some of the observed variation likely reflects differences among individuals and local environmental conditions. For example, the diel amplitude of hypolimnetic DO was much greater in Norwood alcove, while epilimnetic DO remained relatively high throughout the diel cycle (Table S1, Figure S</w:t>
       </w:r>
       <w:r>
         <w:rPr>
@@ -7001,27 +6194,7 @@
           <w14:ligatures w14:val="none"/>
         </w:rPr>
         <w:lastRenderedPageBreak/>
-        <w:t xml:space="preserve">Blue Ruin were considerably lower and DO </w:t>
-      </w:r>
-      <w:proofErr w:type="gramStart"/>
-      <w:r>
-        <w:rPr>
-          <w:rFonts w:ascii="Times New Roman" w:eastAsia="Times New Roman" w:hAnsi="Times New Roman" w:cs="Times New Roman"/>
-          <w:color w:val="000000"/>
-          <w:kern w:val="0"/>
-          <w14:ligatures w14:val="none"/>
-        </w:rPr>
-        <w:t>remained</w:t>
-      </w:r>
-      <w:proofErr w:type="gramEnd"/>
-      <w:r>
-        <w:rPr>
-          <w:rFonts w:ascii="Times New Roman" w:eastAsia="Times New Roman" w:hAnsi="Times New Roman" w:cs="Times New Roman"/>
-          <w:color w:val="000000"/>
-          <w:kern w:val="0"/>
-          <w14:ligatures w14:val="none"/>
-        </w:rPr>
-        <w:t xml:space="preserve"> adequate, providing more favorable conditions for upward movement. These differences in thermal and oxygen regimes may have contributed to </w:t>
+        <w:t xml:space="preserve">Blue Ruin were considerably lower and DO remained adequate, providing more favorable conditions for upward movement. These differences in thermal and oxygen regimes may have contributed to </w:t>
       </w:r>
       <w:r>
         <w:rPr>
@@ -7039,17 +6212,7 @@
           <w:kern w:val="0"/>
           <w14:ligatures w14:val="none"/>
         </w:rPr>
-        <w:t xml:space="preserve">Nevertheless, the population-level pattern was clear: fish consistently exhibited DVM as predicted by the </w:t>
-      </w:r>
-      <w:proofErr w:type="spellStart"/>
-      <w:r>
-        <w:rPr>
-          <w:rFonts w:ascii="Times New Roman" w:eastAsia="Times New Roman" w:hAnsi="Times New Roman" w:cs="Times New Roman"/>
-          <w:color w:val="000000"/>
-          <w:kern w:val="0"/>
-          <w14:ligatures w14:val="none"/>
-        </w:rPr>
-        <w:t>TD</w:t>
+        <w:t>Nevertheless, the population-level pattern was clear: fish consistently exhibited DVM as predicted by the TD</w:t>
       </w:r>
       <w:r>
         <w:rPr>
@@ -7070,7 +6233,6 @@
         </w:rPr>
         <w:t>bal</w:t>
       </w:r>
-      <w:proofErr w:type="spellEnd"/>
       <w:r>
         <w:rPr>
           <w:rFonts w:ascii="Times New Roman" w:eastAsia="Times New Roman" w:hAnsi="Times New Roman" w:cs="Times New Roman"/>
@@ -7625,25 +6787,14 @@
           <w14:ligatures w14:val="none"/>
         </w:rPr>
       </w:pPr>
-      <w:proofErr w:type="gramStart"/>
-      <w:r>
-        <w:rPr>
-          <w:rFonts w:ascii="Times New Roman" w:eastAsia="Times New Roman" w:hAnsi="Times New Roman" w:cs="Times New Roman"/>
-          <w:color w:val="000000"/>
-          <w:kern w:val="0"/>
-          <w14:ligatures w14:val="none"/>
-        </w:rPr>
-        <w:t>The majority of</w:t>
-      </w:r>
-      <w:proofErr w:type="gramEnd"/>
-      <w:r>
-        <w:rPr>
-          <w:rFonts w:ascii="Times New Roman" w:eastAsia="Times New Roman" w:hAnsi="Times New Roman" w:cs="Times New Roman"/>
-          <w:color w:val="000000"/>
-          <w:kern w:val="0"/>
-          <w14:ligatures w14:val="none"/>
-        </w:rPr>
-        <w:t xml:space="preserve"> tagged individuals exhibited patterns consistent with DVM (Figure 4), though some individuals showed weaker or less consistent vertical shifts (Figure S</w:t>
+      <w:r>
+        <w:rPr>
+          <w:rFonts w:ascii="Times New Roman" w:eastAsia="Times New Roman" w:hAnsi="Times New Roman" w:cs="Times New Roman"/>
+          <w:color w:val="000000"/>
+          <w:kern w:val="0"/>
+          <w14:ligatures w14:val="none"/>
+        </w:rPr>
+        <w:t>The majority of tagged individuals exhibited patterns consistent with DVM (Figure 4), though some individuals showed weaker or less consistent vertical shifts (Figure S</w:t>
       </w:r>
       <w:r>
         <w:rPr>
@@ -8298,27 +7449,7 @@
           <w:kern w:val="0"/>
           <w14:ligatures w14:val="none"/>
         </w:rPr>
-        <w:t xml:space="preserve">. However, multiple lines of evidence suggest that such movements are uncommon among cutthroat trout occupying cold-water alcoves in our study system. Fish in cold-water alcoves implanted with temperature-sensing </w:t>
-      </w:r>
-      <w:proofErr w:type="spellStart"/>
-      <w:r>
-        <w:rPr>
-          <w:rFonts w:ascii="Times New Roman" w:eastAsia="Times New Roman" w:hAnsi="Times New Roman" w:cs="Times New Roman"/>
-          <w:color w:val="000000"/>
-          <w:kern w:val="0"/>
-          <w14:ligatures w14:val="none"/>
-        </w:rPr>
-        <w:t>iButtons</w:t>
-      </w:r>
-      <w:proofErr w:type="spellEnd"/>
-      <w:r>
-        <w:rPr>
-          <w:rFonts w:ascii="Times New Roman" w:eastAsia="Times New Roman" w:hAnsi="Times New Roman" w:cs="Times New Roman"/>
-          <w:color w:val="000000"/>
-          <w:kern w:val="0"/>
-          <w14:ligatures w14:val="none"/>
-        </w:rPr>
-        <w:t xml:space="preserve"> rarely exhibited body temperatures consistent with repeated excursions into warmer mainstem habitats </w:t>
+        <w:t xml:space="preserve">. However, multiple lines of evidence suggest that such movements are uncommon among cutthroat trout occupying cold-water alcoves in our study system. Fish in cold-water alcoves implanted with temperature-sensing iButtons rarely exhibited body temperatures consistent with repeated excursions into warmer mainstem habitats </w:t>
       </w:r>
       <w:r>
         <w:rPr>
@@ -11969,6 +11100,622 @@
           <w14:ligatures w14:val="none"/>
         </w:rPr>
       </w:pPr>
+    </w:p>
+    <w:p>
+      <w:pPr>
+        <w:spacing w:after="0" w:line="240" w:lineRule="auto"/>
+        <w:rPr>
+          <w:rFonts w:ascii="Times New Roman" w:eastAsia="Times New Roman" w:hAnsi="Times New Roman" w:cs="Times New Roman"/>
+          <w:kern w:val="0"/>
+          <w14:ligatures w14:val="none"/>
+        </w:rPr>
+      </w:pPr>
+    </w:p>
+    <w:p>
+      <w:pPr>
+        <w:spacing w:after="0" w:line="240" w:lineRule="auto"/>
+        <w:rPr>
+          <w:rFonts w:ascii="Times New Roman" w:eastAsia="Times New Roman" w:hAnsi="Times New Roman" w:cs="Times New Roman"/>
+          <w:kern w:val="0"/>
+          <w14:ligatures w14:val="none"/>
+        </w:rPr>
+      </w:pPr>
+    </w:p>
+    <w:p>
+      <w:pPr>
+        <w:spacing w:after="0" w:line="240" w:lineRule="auto"/>
+        <w:rPr>
+          <w:rFonts w:ascii="Times New Roman" w:eastAsia="Times New Roman" w:hAnsi="Times New Roman" w:cs="Times New Roman"/>
+          <w:kern w:val="0"/>
+          <w14:ligatures w14:val="none"/>
+        </w:rPr>
+      </w:pPr>
+    </w:p>
+    <w:p>
+      <w:pPr>
+        <w:spacing w:after="0" w:line="240" w:lineRule="auto"/>
+        <w:rPr>
+          <w:rFonts w:ascii="Times New Roman" w:eastAsia="Times New Roman" w:hAnsi="Times New Roman" w:cs="Times New Roman"/>
+          <w:kern w:val="0"/>
+          <w14:ligatures w14:val="none"/>
+        </w:rPr>
+      </w:pPr>
+    </w:p>
+    <w:p>
+      <w:pPr>
+        <w:spacing w:after="0" w:line="240" w:lineRule="auto"/>
+        <w:rPr>
+          <w:rFonts w:ascii="Times New Roman" w:eastAsia="Times New Roman" w:hAnsi="Times New Roman" w:cs="Times New Roman"/>
+          <w:kern w:val="0"/>
+          <w14:ligatures w14:val="none"/>
+        </w:rPr>
+      </w:pPr>
+    </w:p>
+    <w:p>
+      <w:pPr>
+        <w:spacing w:after="0" w:line="240" w:lineRule="auto"/>
+        <w:rPr>
+          <w:rFonts w:ascii="Times New Roman" w:eastAsia="Times New Roman" w:hAnsi="Times New Roman" w:cs="Times New Roman"/>
+          <w:kern w:val="0"/>
+          <w14:ligatures w14:val="none"/>
+        </w:rPr>
+      </w:pPr>
+    </w:p>
+    <w:p>
+      <w:pPr>
+        <w:spacing w:after="0" w:line="240" w:lineRule="auto"/>
+        <w:rPr>
+          <w:rFonts w:ascii="Times New Roman" w:eastAsia="Times New Roman" w:hAnsi="Times New Roman" w:cs="Times New Roman"/>
+          <w:kern w:val="0"/>
+          <w14:ligatures w14:val="none"/>
+        </w:rPr>
+      </w:pPr>
+    </w:p>
+    <w:p>
+      <w:pPr>
+        <w:spacing w:after="0" w:line="240" w:lineRule="auto"/>
+        <w:rPr>
+          <w:rFonts w:ascii="Times New Roman" w:eastAsia="Times New Roman" w:hAnsi="Times New Roman" w:cs="Times New Roman"/>
+          <w:kern w:val="0"/>
+          <w14:ligatures w14:val="none"/>
+        </w:rPr>
+      </w:pPr>
+    </w:p>
+    <w:p>
+      <w:pPr>
+        <w:spacing w:after="0" w:line="240" w:lineRule="auto"/>
+        <w:rPr>
+          <w:rFonts w:ascii="Times New Roman" w:eastAsia="Times New Roman" w:hAnsi="Times New Roman" w:cs="Times New Roman"/>
+          <w:kern w:val="0"/>
+          <w14:ligatures w14:val="none"/>
+        </w:rPr>
+      </w:pPr>
+    </w:p>
+    <w:p>
+      <w:pPr>
+        <w:spacing w:after="0" w:line="240" w:lineRule="auto"/>
+        <w:rPr>
+          <w:rFonts w:ascii="Times New Roman" w:eastAsia="Times New Roman" w:hAnsi="Times New Roman" w:cs="Times New Roman"/>
+          <w:kern w:val="0"/>
+          <w14:ligatures w14:val="none"/>
+        </w:rPr>
+      </w:pPr>
+    </w:p>
+    <w:p>
+      <w:pPr>
+        <w:spacing w:after="0" w:line="240" w:lineRule="auto"/>
+        <w:rPr>
+          <w:rFonts w:ascii="Times New Roman" w:eastAsia="Times New Roman" w:hAnsi="Times New Roman" w:cs="Times New Roman"/>
+          <w:kern w:val="0"/>
+          <w14:ligatures w14:val="none"/>
+        </w:rPr>
+      </w:pPr>
+    </w:p>
+    <w:p>
+      <w:pPr>
+        <w:spacing w:after="0" w:line="240" w:lineRule="auto"/>
+        <w:rPr>
+          <w:rFonts w:ascii="Times New Roman" w:eastAsia="Times New Roman" w:hAnsi="Times New Roman" w:cs="Times New Roman"/>
+          <w:kern w:val="0"/>
+          <w14:ligatures w14:val="none"/>
+        </w:rPr>
+      </w:pPr>
+    </w:p>
+    <w:p>
+      <w:pPr>
+        <w:spacing w:after="0" w:line="240" w:lineRule="auto"/>
+        <w:rPr>
+          <w:rFonts w:ascii="Times New Roman" w:eastAsia="Times New Roman" w:hAnsi="Times New Roman" w:cs="Times New Roman"/>
+          <w:kern w:val="0"/>
+          <w14:ligatures w14:val="none"/>
+        </w:rPr>
+      </w:pPr>
+    </w:p>
+    <w:p>
+      <w:pPr>
+        <w:spacing w:after="0" w:line="240" w:lineRule="auto"/>
+        <w:rPr>
+          <w:rFonts w:ascii="Times New Roman" w:eastAsia="Times New Roman" w:hAnsi="Times New Roman" w:cs="Times New Roman"/>
+          <w:kern w:val="0"/>
+          <w14:ligatures w14:val="none"/>
+        </w:rPr>
+      </w:pPr>
+    </w:p>
+    <w:p>
+      <w:pPr>
+        <w:spacing w:after="0" w:line="240" w:lineRule="auto"/>
+        <w:rPr>
+          <w:rFonts w:ascii="Times New Roman" w:eastAsia="Times New Roman" w:hAnsi="Times New Roman" w:cs="Times New Roman"/>
+          <w:kern w:val="0"/>
+          <w14:ligatures w14:val="none"/>
+        </w:rPr>
+      </w:pPr>
+    </w:p>
+    <w:p>
+      <w:pPr>
+        <w:spacing w:after="0" w:line="240" w:lineRule="auto"/>
+        <w:rPr>
+          <w:rFonts w:ascii="Times New Roman" w:eastAsia="Times New Roman" w:hAnsi="Times New Roman" w:cs="Times New Roman"/>
+          <w:kern w:val="0"/>
+          <w14:ligatures w14:val="none"/>
+        </w:rPr>
+      </w:pPr>
+    </w:p>
+    <w:p>
+      <w:pPr>
+        <w:spacing w:after="0" w:line="240" w:lineRule="auto"/>
+        <w:rPr>
+          <w:rFonts w:ascii="Times New Roman" w:eastAsia="Times New Roman" w:hAnsi="Times New Roman" w:cs="Times New Roman"/>
+          <w:kern w:val="0"/>
+          <w14:ligatures w14:val="none"/>
+        </w:rPr>
+      </w:pPr>
+    </w:p>
+    <w:p>
+      <w:pPr>
+        <w:spacing w:after="0" w:line="240" w:lineRule="auto"/>
+        <w:rPr>
+          <w:rFonts w:ascii="Times New Roman" w:eastAsia="Times New Roman" w:hAnsi="Times New Roman" w:cs="Times New Roman"/>
+          <w:kern w:val="0"/>
+          <w14:ligatures w14:val="none"/>
+        </w:rPr>
+      </w:pPr>
+    </w:p>
+    <w:p>
+      <w:pPr>
+        <w:spacing w:after="0" w:line="240" w:lineRule="auto"/>
+        <w:rPr>
+          <w:rFonts w:ascii="Times New Roman" w:eastAsia="Times New Roman" w:hAnsi="Times New Roman" w:cs="Times New Roman"/>
+          <w:kern w:val="0"/>
+          <w14:ligatures w14:val="none"/>
+        </w:rPr>
+      </w:pPr>
+    </w:p>
+    <w:p>
+      <w:pPr>
+        <w:rPr>
+          <w:rFonts w:ascii="Times New Roman" w:hAnsi="Times New Roman" w:cs="Times New Roman"/>
+          <w:b/>
+          <w:bCs/>
+        </w:rPr>
+      </w:pPr>
+      <w:r>
+        <w:rPr>
+          <w:rFonts w:ascii="Times New Roman" w:hAnsi="Times New Roman" w:cs="Times New Roman"/>
+          <w:b/>
+          <w:bCs/>
+        </w:rPr>
+        <w:lastRenderedPageBreak/>
+        <w:t>Figure Captions</w:t>
+      </w:r>
+    </w:p>
+    <w:p>
+      <w:pPr>
+        <w:pBdr>
+          <w:between w:val="nil"/>
+        </w:pBdr>
+        <w:spacing w:after="200" w:line="240" w:lineRule="auto"/>
+      </w:pPr>
+      <w:r>
+        <w:rPr>
+          <w:rFonts w:ascii="Times New Roman" w:eastAsia="Times New Roman" w:hAnsi="Times New Roman" w:cs="Times New Roman"/>
+          <w:b/>
+          <w:bCs/>
+          <w:color w:val="000000"/>
+        </w:rPr>
+        <w:t xml:space="preserve">Figure </w:t>
+      </w:r>
+      <w:r>
+        <w:rPr>
+          <w:rFonts w:ascii="Times New Roman" w:eastAsia="Times New Roman" w:hAnsi="Times New Roman" w:cs="Times New Roman"/>
+          <w:b/>
+          <w:bCs/>
+        </w:rPr>
+        <w:t>1</w:t>
+      </w:r>
+      <w:r>
+        <w:rPr>
+          <w:rFonts w:ascii="Times New Roman" w:eastAsia="Times New Roman" w:hAnsi="Times New Roman" w:cs="Times New Roman"/>
+          <w:b/>
+          <w:bCs/>
+          <w:color w:val="000000"/>
+        </w:rPr>
+        <w:t>.</w:t>
+      </w:r>
+      <w:r>
+        <w:rPr>
+          <w:rFonts w:ascii="Times New Roman" w:eastAsia="Times New Roman" w:hAnsi="Times New Roman" w:cs="Times New Roman"/>
+          <w:color w:val="000000"/>
+        </w:rPr>
+        <w:t xml:space="preserve"> </w:t>
+      </w:r>
+      <w:r>
+        <w:rPr>
+          <w:rFonts w:ascii="Times New Roman" w:eastAsia="Times New Roman" w:hAnsi="Times New Roman" w:cs="Times New Roman"/>
+        </w:rPr>
+        <w:t xml:space="preserve">Diel cycle of water temperature (dashed lines) and DO (solid lines) across logger depths for </w:t>
+      </w:r>
+      <w:r>
+        <w:rPr>
+          <w:rFonts w:ascii="Times New Roman" w:eastAsia="Times New Roman" w:hAnsi="Times New Roman" w:cs="Times New Roman"/>
+          <w:b/>
+          <w:bCs/>
+        </w:rPr>
+        <w:t>(A)</w:t>
+      </w:r>
+      <w:r>
+        <w:rPr>
+          <w:rFonts w:ascii="Times New Roman" w:eastAsia="Times New Roman" w:hAnsi="Times New Roman" w:cs="Times New Roman"/>
+        </w:rPr>
+        <w:t xml:space="preserve"> Blue Ruin, and </w:t>
+      </w:r>
+      <w:r>
+        <w:rPr>
+          <w:rFonts w:ascii="Times New Roman" w:eastAsia="Times New Roman" w:hAnsi="Times New Roman" w:cs="Times New Roman"/>
+          <w:b/>
+          <w:bCs/>
+        </w:rPr>
+        <w:t>(B)</w:t>
+      </w:r>
+      <w:r>
+        <w:rPr>
+          <w:rFonts w:ascii="Times New Roman" w:eastAsia="Times New Roman" w:hAnsi="Times New Roman" w:cs="Times New Roman"/>
+        </w:rPr>
+        <w:t xml:space="preserve"> Norwood, on August 1, 2021. Shaded bands indicate the four-hour periods centered on minimum DO concentrations (dark green; DO-min) and maximum DO concentrations (light green; DO-max). Logger data were recorded at 5-minute intervals and smoothed using generalized additive models.</w:t>
+      </w:r>
+    </w:p>
+    <w:p>
+      <w:pPr>
+        <w:spacing w:before="240" w:line="240" w:lineRule="auto"/>
+        <w:rPr>
+          <w:rFonts w:ascii="Times New Roman" w:eastAsia="Times New Roman" w:hAnsi="Times New Roman" w:cs="Times New Roman"/>
+        </w:rPr>
+      </w:pPr>
+      <w:r>
+        <w:rPr>
+          <w:rFonts w:ascii="Times New Roman" w:eastAsia="Times New Roman" w:hAnsi="Times New Roman" w:cs="Times New Roman"/>
+          <w:b/>
+          <w:bCs/>
+        </w:rPr>
+        <w:t xml:space="preserve">Figure 2. </w:t>
+      </w:r>
+      <w:r>
+        <w:rPr>
+          <w:rFonts w:ascii="Times New Roman" w:eastAsia="Times New Roman" w:hAnsi="Times New Roman" w:cs="Times New Roman"/>
+        </w:rPr>
+        <w:t>Diel variation in temperature–oxygen trade-offs evaluated using linear mixed-effects models describing the relationship between water temperature and DO. Line colors represent time periods corresponding to the daily DO-minimum (dark green; 0600–0800 h) and DO-maximum (light green; 1800–2000 h). Relationships are shown for (</w:t>
+      </w:r>
+      <w:r>
+        <w:rPr>
+          <w:rFonts w:ascii="Times New Roman" w:eastAsia="Times New Roman" w:hAnsi="Times New Roman" w:cs="Times New Roman"/>
+          <w:b/>
+          <w:bCs/>
+        </w:rPr>
+        <w:t>A</w:t>
+      </w:r>
+      <w:r>
+        <w:rPr>
+          <w:rFonts w:ascii="Times New Roman" w:eastAsia="Times New Roman" w:hAnsi="Times New Roman" w:cs="Times New Roman"/>
+        </w:rPr>
+        <w:t>) Blue Ruin, (</w:t>
+      </w:r>
+      <w:r>
+        <w:rPr>
+          <w:rFonts w:ascii="Times New Roman" w:eastAsia="Times New Roman" w:hAnsi="Times New Roman" w:cs="Times New Roman"/>
+          <w:b/>
+          <w:bCs/>
+        </w:rPr>
+        <w:t>B</w:t>
+      </w:r>
+      <w:r>
+        <w:rPr>
+          <w:rFonts w:ascii="Times New Roman" w:eastAsia="Times New Roman" w:hAnsi="Times New Roman" w:cs="Times New Roman"/>
+        </w:rPr>
+        <w:t>) Norwood, and (</w:t>
+      </w:r>
+      <w:r>
+        <w:rPr>
+          <w:rFonts w:ascii="Times New Roman" w:eastAsia="Times New Roman" w:hAnsi="Times New Roman" w:cs="Times New Roman"/>
+          <w:b/>
+          <w:bCs/>
+        </w:rPr>
+        <w:t>C</w:t>
+      </w:r>
+      <w:r>
+        <w:rPr>
+          <w:rFonts w:ascii="Times New Roman" w:eastAsia="Times New Roman" w:hAnsi="Times New Roman" w:cs="Times New Roman"/>
+        </w:rPr>
+        <w:t>) all six cold-water alcoves (CWA) combined. Solid lines represent model predictions and shaded regions indicate 95% confidence intervals. (</w:t>
+      </w:r>
+      <w:r>
+        <w:rPr>
+          <w:rFonts w:ascii="Times New Roman" w:eastAsia="Times New Roman" w:hAnsi="Times New Roman" w:cs="Times New Roman"/>
+          <w:b/>
+          <w:bCs/>
+        </w:rPr>
+        <w:t>D</w:t>
+      </w:r>
+      <w:r>
+        <w:rPr>
+          <w:rFonts w:ascii="Times New Roman" w:eastAsia="Times New Roman" w:hAnsi="Times New Roman" w:cs="Times New Roman"/>
+        </w:rPr>
+        <w:t>) Coastal cutthroat trout observed within the Blue Ruin cold-water alcove (photo credit: Dave Herasimtschuk, Freshwaters Illustrated).</w:t>
+      </w:r>
+    </w:p>
+    <w:p>
+      <w:pPr>
+        <w:spacing w:line="240" w:lineRule="auto"/>
+        <w:rPr>
+          <w:rFonts w:ascii="Times New Roman" w:eastAsia="Times New Roman" w:hAnsi="Times New Roman" w:cs="Times New Roman"/>
+        </w:rPr>
+      </w:pPr>
+      <w:r>
+        <w:rPr>
+          <w:rFonts w:ascii="Times New Roman" w:eastAsia="Times New Roman" w:hAnsi="Times New Roman" w:cs="Times New Roman"/>
+          <w:b/>
+          <w:bCs/>
+        </w:rPr>
+        <w:t>Figure 3.</w:t>
+      </w:r>
+      <w:r>
+        <w:rPr>
+          <w:rFonts w:ascii="Times New Roman" w:eastAsia="Times New Roman" w:hAnsi="Times New Roman" w:cs="Times New Roman"/>
+        </w:rPr>
+        <w:t xml:space="preserve"> Predicted and observed patterns of diel vertical habitat use in cold-water alcoves. </w:t>
+      </w:r>
+      <w:r>
+        <w:rPr>
+          <w:rFonts w:ascii="Times New Roman" w:eastAsia="Times New Roman" w:hAnsi="Times New Roman" w:cs="Times New Roman"/>
+          <w:b/>
+          <w:bCs/>
+        </w:rPr>
+        <w:t>Left panels (A, C):</w:t>
+      </w:r>
+      <w:r>
+        <w:rPr>
+          <w:rFonts w:ascii="Times New Roman" w:eastAsia="Times New Roman" w:hAnsi="Times New Roman" w:cs="Times New Roman"/>
+        </w:rPr>
+        <w:t xml:space="preserve"> Simulated fish depth occupancy from July 29 – August 5 under three idealized behavioral strategies: maximizing DO (DO</w:t>
+      </w:r>
+      <w:r>
+        <w:rPr>
+          <w:rFonts w:ascii="Times New Roman" w:eastAsia="Times New Roman" w:hAnsi="Times New Roman" w:cs="Times New Roman"/>
+          <w:vertAlign w:val="subscript"/>
+        </w:rPr>
+        <w:t>max</w:t>
+      </w:r>
+      <w:r>
+        <w:rPr>
+          <w:rFonts w:ascii="Times New Roman" w:eastAsia="Times New Roman" w:hAnsi="Times New Roman" w:cs="Times New Roman"/>
+        </w:rPr>
+        <w:t>), minimizing water temperature (T</w:t>
+      </w:r>
+      <w:r>
+        <w:rPr>
+          <w:rFonts w:ascii="Times New Roman" w:eastAsia="Times New Roman" w:hAnsi="Times New Roman" w:cs="Times New Roman"/>
+          <w:vertAlign w:val="subscript"/>
+        </w:rPr>
+        <w:t>min</w:t>
+      </w:r>
+      <w:r>
+        <w:rPr>
+          <w:rFonts w:ascii="Times New Roman" w:eastAsia="Times New Roman" w:hAnsi="Times New Roman" w:cs="Times New Roman"/>
+        </w:rPr>
+        <w:t>), or balancing temperature and DO preferences (TDO</w:t>
+      </w:r>
+      <w:r>
+        <w:rPr>
+          <w:rFonts w:ascii="Times New Roman" w:eastAsia="Times New Roman" w:hAnsi="Times New Roman" w:cs="Times New Roman"/>
+          <w:vertAlign w:val="subscript"/>
+        </w:rPr>
+        <w:t>bal</w:t>
+      </w:r>
+      <w:r>
+        <w:rPr>
+          <w:rFonts w:ascii="Times New Roman" w:eastAsia="Times New Roman" w:hAnsi="Times New Roman" w:cs="Times New Roman"/>
+        </w:rPr>
+        <w:t>). Simulations were parameterized using observed temperature and DO profiles from (</w:t>
+      </w:r>
+      <w:r>
+        <w:rPr>
+          <w:rFonts w:ascii="Times New Roman" w:eastAsia="Times New Roman" w:hAnsi="Times New Roman" w:cs="Times New Roman"/>
+          <w:b/>
+          <w:bCs/>
+        </w:rPr>
+        <w:t>A</w:t>
+      </w:r>
+      <w:r>
+        <w:rPr>
+          <w:rFonts w:ascii="Times New Roman" w:eastAsia="Times New Roman" w:hAnsi="Times New Roman" w:cs="Times New Roman"/>
+        </w:rPr>
+        <w:t>) Blue Ruin and (</w:t>
+      </w:r>
+      <w:r>
+        <w:rPr>
+          <w:rFonts w:ascii="Times New Roman" w:eastAsia="Times New Roman" w:hAnsi="Times New Roman" w:cs="Times New Roman"/>
+          <w:b/>
+          <w:bCs/>
+        </w:rPr>
+        <w:t>C</w:t>
+      </w:r>
+      <w:r>
+        <w:rPr>
+          <w:rFonts w:ascii="Times New Roman" w:eastAsia="Times New Roman" w:hAnsi="Times New Roman" w:cs="Times New Roman"/>
+        </w:rPr>
+        <w:t xml:space="preserve">) Norwood. Black lines represent median predicted depths and shaded envelopes represent interquartile ranges. </w:t>
+      </w:r>
+      <w:r>
+        <w:rPr>
+          <w:rFonts w:ascii="Times New Roman" w:eastAsia="Times New Roman" w:hAnsi="Times New Roman" w:cs="Times New Roman"/>
+          <w:b/>
+          <w:bCs/>
+        </w:rPr>
+        <w:t>Right panels (B, D):</w:t>
+      </w:r>
+      <w:r>
+        <w:rPr>
+          <w:rFonts w:ascii="Times New Roman" w:eastAsia="Times New Roman" w:hAnsi="Times New Roman" w:cs="Times New Roman"/>
+        </w:rPr>
+        <w:t xml:space="preserve"> Observed diel depth use of tagged fish pooled across individuals from (</w:t>
+      </w:r>
+      <w:r>
+        <w:rPr>
+          <w:rFonts w:ascii="Times New Roman" w:eastAsia="Times New Roman" w:hAnsi="Times New Roman" w:cs="Times New Roman"/>
+          <w:b/>
+          <w:bCs/>
+        </w:rPr>
+        <w:t>B</w:t>
+      </w:r>
+      <w:r>
+        <w:rPr>
+          <w:rFonts w:ascii="Times New Roman" w:eastAsia="Times New Roman" w:hAnsi="Times New Roman" w:cs="Times New Roman"/>
+        </w:rPr>
+        <w:t>) Blue Ruin and (</w:t>
+      </w:r>
+      <w:r>
+        <w:rPr>
+          <w:rFonts w:ascii="Times New Roman" w:eastAsia="Times New Roman" w:hAnsi="Times New Roman" w:cs="Times New Roman"/>
+          <w:b/>
+          <w:bCs/>
+        </w:rPr>
+        <w:t>D</w:t>
+      </w:r>
+      <w:r>
+        <w:rPr>
+          <w:rFonts w:ascii="Times New Roman" w:eastAsia="Times New Roman" w:hAnsi="Times New Roman" w:cs="Times New Roman"/>
+        </w:rPr>
+        <w:t>) Norwood during July 29 – August 5. Curves represent smoothed depth profiles with 95% confidence intervals.</w:t>
+      </w:r>
+    </w:p>
+    <w:p>
+      <w:pPr>
+        <w:rPr>
+          <w:rFonts w:ascii="Times New Roman" w:eastAsia="Times New Roman" w:hAnsi="Times New Roman" w:cs="Times New Roman"/>
+        </w:rPr>
+      </w:pPr>
+      <w:r>
+        <w:rPr>
+          <w:rFonts w:ascii="Times New Roman" w:eastAsia="Times New Roman" w:hAnsi="Times New Roman" w:cs="Times New Roman"/>
+          <w:b/>
+          <w:bCs/>
+        </w:rPr>
+        <w:t xml:space="preserve">Figure 4. </w:t>
+      </w:r>
+      <w:r>
+        <w:rPr>
+          <w:rFonts w:ascii="Times New Roman" w:eastAsia="Times New Roman" w:hAnsi="Times New Roman" w:cs="Times New Roman"/>
+        </w:rPr>
+        <w:t xml:space="preserve">Depth shifts of tagged fish between daytime periods of maximum </w:t>
+      </w:r>
+      <w:r>
+        <w:rPr>
+          <w:rFonts w:ascii="Times New Roman" w:eastAsia="Times New Roman" w:hAnsi="Times New Roman" w:cs="Times New Roman"/>
+        </w:rPr>
+        <w:t>DO</w:t>
+      </w:r>
+      <w:r>
+        <w:rPr>
+          <w:rFonts w:ascii="Times New Roman" w:eastAsia="Times New Roman" w:hAnsi="Times New Roman" w:cs="Times New Roman"/>
+        </w:rPr>
+        <w:t xml:space="preserve"> (DO-max) and nighttime periods of minimum dissolved oxygen (DO-min) at two sites (Blue Ruin, n = 12 individuals; Norwood, n = 7 individuals). Each point represents a single fish-day (Blue Ruin, n = 89 fish-days; Norwood, n = 39 fish-days), with the depth shift calculated as median DO-max depth − median DO-min depth. Positive values indicate that fish occupied deeper water during DO-max than during DO-min periods. Dark points and error bars show the mean ± SE for each site, and the dashed horizontal line denotes no depth shift (0 m).</w:t>
+      </w:r>
+    </w:p>
+    <w:p>
+      <w:pPr>
+        <w:rPr>
+          <w:rFonts w:ascii="Times New Roman" w:eastAsia="Times New Roman" w:hAnsi="Times New Roman" w:cs="Times New Roman"/>
+        </w:rPr>
+      </w:pPr>
+      <w:r>
+        <w:rPr>
+          <w:rFonts w:ascii="Times New Roman" w:eastAsia="Times New Roman" w:hAnsi="Times New Roman" w:cs="Times New Roman"/>
+          <w:b/>
+          <w:bCs/>
+        </w:rPr>
+        <w:t>Figure 5.</w:t>
+      </w:r>
+      <w:r>
+        <w:rPr>
+          <w:rFonts w:ascii="Times New Roman" w:eastAsia="Times New Roman" w:hAnsi="Times New Roman" w:cs="Times New Roman"/>
+        </w:rPr>
+        <w:t xml:space="preserve"> Diel variation in the vertical patterning of temperature (left panels) and dissolved oxygen (DO; right panels) in relation to observed fish depth in (</w:t>
+      </w:r>
+      <w:r>
+        <w:rPr>
+          <w:rFonts w:ascii="Times New Roman" w:eastAsia="Times New Roman" w:hAnsi="Times New Roman" w:cs="Times New Roman"/>
+          <w:b/>
+          <w:bCs/>
+        </w:rPr>
+        <w:t>A</w:t>
+      </w:r>
+      <w:r>
+        <w:rPr>
+          <w:rFonts w:ascii="Times New Roman" w:eastAsia="Times New Roman" w:hAnsi="Times New Roman" w:cs="Times New Roman"/>
+        </w:rPr>
+        <w:t>–</w:t>
+      </w:r>
+      <w:r>
+        <w:rPr>
+          <w:rFonts w:ascii="Times New Roman" w:eastAsia="Times New Roman" w:hAnsi="Times New Roman" w:cs="Times New Roman"/>
+          <w:b/>
+          <w:bCs/>
+        </w:rPr>
+        <w:t>B</w:t>
+      </w:r>
+      <w:r>
+        <w:rPr>
+          <w:rFonts w:ascii="Times New Roman" w:eastAsia="Times New Roman" w:hAnsi="Times New Roman" w:cs="Times New Roman"/>
+        </w:rPr>
+        <w:t>) Blue Ruin and (</w:t>
+      </w:r>
+      <w:r>
+        <w:rPr>
+          <w:rFonts w:ascii="Times New Roman" w:eastAsia="Times New Roman" w:hAnsi="Times New Roman" w:cs="Times New Roman"/>
+          <w:b/>
+          <w:bCs/>
+        </w:rPr>
+        <w:t>C</w:t>
+      </w:r>
+      <w:r>
+        <w:rPr>
+          <w:rFonts w:ascii="Times New Roman" w:eastAsia="Times New Roman" w:hAnsi="Times New Roman" w:cs="Times New Roman"/>
+        </w:rPr>
+        <w:t>–</w:t>
+      </w:r>
+      <w:r>
+        <w:rPr>
+          <w:rFonts w:ascii="Times New Roman" w:eastAsia="Times New Roman" w:hAnsi="Times New Roman" w:cs="Times New Roman"/>
+          <w:b/>
+          <w:bCs/>
+        </w:rPr>
+        <w:t>D</w:t>
+      </w:r>
+      <w:r>
+        <w:rPr>
+          <w:rFonts w:ascii="Times New Roman" w:eastAsia="Times New Roman" w:hAnsi="Times New Roman" w:cs="Times New Roman"/>
+        </w:rPr>
+        <w:t>) Norwood on August 1, 2021. Color gradients represent hourly environmental conditions throughout the water column. Black lines indicate the LOESS-smoothed mean depth of tagged cutthroat trout pooled across individuals, and shaded ribbons represent the approximate 95% confidence intervals around the fitted smoothers.</w:t>
+      </w:r>
     </w:p>
     <w:p/>
     <w:sectPr>
@@ -13109,6 +12856,16 @@
       <w:szCs w:val="20"/>
     </w:rPr>
   </w:style>
+  <w:style w:type="paragraph" w:styleId="Revision">
+    <w:name w:val="Revision"/>
+    <w:hidden/>
+    <w:uiPriority w:val="99"/>
+    <w:semiHidden/>
+    <w:rsid w:val="00A00DE0"/>
+    <w:pPr>
+      <w:spacing w:after="0" w:line="240" w:lineRule="auto"/>
+    </w:pPr>
+  </w:style>
 </w:styles>
 </file>
 
